--- a/7. Hỗ trợ điểm bán/Sellout kit/Theo vấn đề da bé/Sell-out kit theo vấn đề da bé.docx
+++ b/7. Hỗ trợ điểm bán/Sellout kit/Theo vấn đề da bé/Sell-out kit theo vấn đề da bé.docx
@@ -4535,21 +4535,6 @@
               <w:t xml:space="preserve">vs Sudocrem (60g): Trùng kẽm oxyd. DKX kết hợp kẽm oxyd với thảo dược (rau má, ngải cứu); Sudocrem kết hợp kẽm oxyd với lanolin và lavender.</w:t>
             </w:r>
           </w:p>
-          <w:p>
-            <w:pPr>
-              <w:spacing w:after="20" w:before="20"/>
-            </w:pPr>
-            <w:r>
-              <w:rPr>
-                <w:i/>
-                <w:iCs/>
-                <w:color w:val="8A5A00"/>
-                <w:sz w:val="15"/>
-                <w:szCs w:val="15"/>
-              </w:rPr>
-              <w:t xml:space="preserve">⚠ Web DKX ghi "100% thiên nhiên, không hương liệu" nhưng thành phần công bố có Hương liệu (Fragrance) và các chất tổng hợp (Propylene glycol, Cremophor RH40, EDTA...) — không nói câu này với khách.</w:t>
-            </w:r>
-          </w:p>
         </w:tc>
       </w:tr>
       <w:tr>
@@ -5003,21 +4988,6 @@
                 <w:szCs w:val="15"/>
               </w:rPr>
               <w:t xml:space="preserve">vs Sudocrem (60g): Trùng kẽm oxyd. DKX kết hợp kẽm oxyd với thảo dược (rau má, ngải cứu); Sudocrem kết hợp kẽm oxyd với lanolin và lavender.</w:t>
-            </w:r>
-          </w:p>
-          <w:p>
-            <w:pPr>
-              <w:spacing w:after="20" w:before="20"/>
-            </w:pPr>
-            <w:r>
-              <w:rPr>
-                <w:i/>
-                <w:iCs/>
-                <w:color w:val="8A5A00"/>
-                <w:sz w:val="15"/>
-                <w:szCs w:val="15"/>
-              </w:rPr>
-              <w:t xml:space="preserve">⚠ Web DKX ghi "100% thiên nhiên, không hương liệu" nhưng thành phần công bố có Hương liệu (Fragrance) và các chất tổng hợp (Propylene glycol, Cremophor RH40, EDTA...) — không nói câu này với khách.</w:t>
             </w:r>
           </w:p>
         </w:tc>
@@ -6963,21 +6933,6 @@
               <w:t xml:space="preserve">vs Kutieskin (200ml): Trùng: chè xanh. Kutieskin có Nano Curcumin; công bố thêm hăm da, viêm da, lông măng.</w:t>
             </w:r>
           </w:p>
-          <w:p>
-            <w:pPr>
-              <w:spacing w:after="20" w:before="20"/>
-            </w:pPr>
-            <w:r>
-              <w:rPr>
-                <w:i/>
-                <w:iCs/>
-                <w:color w:val="8A5A00"/>
-                <w:sz w:val="15"/>
-                <w:szCs w:val="15"/>
-              </w:rPr>
-              <w:t xml:space="preserve">⚠ Web ghi "hệ tạo bọt tự nhiên, 100% thảo dược, không hương liệu hoá học" nhưng thành phần công bố có Sodium Laureth Ether Sulfate (SLES). Web còn ghi thêm "viêm da, hăm da" — công dụng này KHÔNG có trong hồ sơ công bố chính thức (SCB), không được nói với khách.</w:t>
-            </w:r>
-          </w:p>
         </w:tc>
       </w:tr>
       <w:tr>
@@ -7187,21 +7142,6 @@
               <w:t xml:space="preserve">vs Sudocrem (60g): Trùng kẽm oxyd. DKX kết hợp kẽm oxyd với thảo dược (rau má, ngải cứu); Sudocrem kết hợp kẽm oxyd với lanolin và lavender.</w:t>
             </w:r>
           </w:p>
-          <w:p>
-            <w:pPr>
-              <w:spacing w:after="20" w:before="20"/>
-            </w:pPr>
-            <w:r>
-              <w:rPr>
-                <w:i/>
-                <w:iCs/>
-                <w:color w:val="8A5A00"/>
-                <w:sz w:val="15"/>
-                <w:szCs w:val="15"/>
-              </w:rPr>
-              <w:t xml:space="preserve">⚠ Web DKX ghi "100% thiên nhiên, không hương liệu" nhưng thành phần công bố có Hương liệu (Fragrance) và các chất tổng hợp (Propylene glycol, Cremophor RH40, EDTA...) — không nói câu này với khách.</w:t>
-            </w:r>
-          </w:p>
         </w:tc>
       </w:tr>
       <w:tr>
@@ -7749,21 +7689,6 @@
                 <w:szCs w:val="15"/>
               </w:rPr>
               <w:t xml:space="preserve">vs Sudocrem (60g): Trùng kẽm oxyd. DKX kết hợp kẽm oxyd với thảo dược (rau má, ngải cứu); Sudocrem kết hợp kẽm oxyd với lanolin và lavender.</w:t>
-            </w:r>
-          </w:p>
-          <w:p>
-            <w:pPr>
-              <w:spacing w:after="20" w:before="20"/>
-            </w:pPr>
-            <w:r>
-              <w:rPr>
-                <w:i/>
-                <w:iCs/>
-                <w:color w:val="8A5A00"/>
-                <w:sz w:val="15"/>
-                <w:szCs w:val="15"/>
-              </w:rPr>
-              <w:t xml:space="preserve">⚠ Web DKX ghi "100% thiên nhiên, không hương liệu" nhưng thành phần công bố có Hương liệu (Fragrance) và các chất tổng hợp (Propylene glycol, Cremophor RH40, EDTA...) — không nói câu này với khách.</w:t>
             </w:r>
           </w:p>
         </w:tc>
@@ -8995,21 +8920,6 @@
               <w:t xml:space="preserve">vs Sudocrem (60g): Trùng kẽm oxyd. DKX kết hợp kẽm oxyd với thảo dược (rau má, ngải cứu); Sudocrem kết hợp kẽm oxyd với lanolin và lavender.</w:t>
             </w:r>
           </w:p>
-          <w:p>
-            <w:pPr>
-              <w:spacing w:after="20" w:before="20"/>
-            </w:pPr>
-            <w:r>
-              <w:rPr>
-                <w:i/>
-                <w:iCs/>
-                <w:color w:val="8A5A00"/>
-                <w:sz w:val="15"/>
-                <w:szCs w:val="15"/>
-              </w:rPr>
-              <w:t xml:space="preserve">⚠ Web DKX ghi "100% thiên nhiên, không hương liệu" nhưng thành phần công bố có Hương liệu (Fragrance) và các chất tổng hợp (Propylene glycol, Cremophor RH40, EDTA...) — không nói câu này với khách.</w:t>
-            </w:r>
-          </w:p>
         </w:tc>
       </w:tr>
       <w:tr>
@@ -9463,21 +9373,6 @@
                 <w:szCs w:val="15"/>
               </w:rPr>
               <w:t xml:space="preserve">vs Sudocrem (60g): Trùng kẽm oxyd. DKX kết hợp kẽm oxyd với thảo dược (rau má, ngải cứu); Sudocrem kết hợp kẽm oxyd với lanolin và lavender.</w:t>
-            </w:r>
-          </w:p>
-          <w:p>
-            <w:pPr>
-              <w:spacing w:after="20" w:before="20"/>
-            </w:pPr>
-            <w:r>
-              <w:rPr>
-                <w:i/>
-                <w:iCs/>
-                <w:color w:val="8A5A00"/>
-                <w:sz w:val="15"/>
-                <w:szCs w:val="15"/>
-              </w:rPr>
-              <w:t xml:space="preserve">⚠ Web DKX ghi "100% thiên nhiên, không hương liệu" nhưng thành phần công bố có Hương liệu (Fragrance) và các chất tổng hợp (Propylene glycol, Cremophor RH40, EDTA...) — không nói câu này với khách.</w:t>
             </w:r>
           </w:p>
         </w:tc>
@@ -10703,6 +10598,463 @@
               <w:t xml:space="preserve">vs Sudocrem (60g): Trùng kẽm oxyd. DKX kết hợp kẽm oxyd với thảo dược (rau má, ngải cứu); Sudocrem kết hợp kẽm oxyd với lanolin và lavender.</w:t>
             </w:r>
           </w:p>
+        </w:tc>
+      </w:tr>
+      <w:tr>
+        <w:tc>
+          <w:tcPr>
+            <w:vMerge w:val="continue"/>
+            <w:tcBorders>
+              <w:top w:val="single" w:color="auto" w:sz="4"/>
+              <w:left w:val="single" w:color="auto" w:sz="4"/>
+              <w:bottom w:val="single" w:color="auto" w:sz="4"/>
+              <w:right w:val="single" w:color="auto" w:sz="4"/>
+            </w:tcBorders>
+          </w:tcPr>
+          <w:p/>
+        </w:tc>
+        <w:tc>
+          <w:tcPr>
+            <w:vMerge w:val="continue"/>
+            <w:tcBorders>
+              <w:top w:val="single" w:color="auto" w:sz="4"/>
+              <w:left w:val="single" w:color="auto" w:sz="4"/>
+              <w:bottom w:val="single" w:color="auto" w:sz="4"/>
+              <w:right w:val="single" w:color="auto" w:sz="4"/>
+            </w:tcBorders>
+          </w:tcPr>
+          <w:p/>
+        </w:tc>
+        <w:tc>
+          <w:tcPr>
+            <w:vMerge w:val="continue"/>
+            <w:tcBorders>
+              <w:top w:val="single" w:color="auto" w:sz="4"/>
+              <w:left w:val="single" w:color="auto" w:sz="4"/>
+              <w:bottom w:val="single" w:color="auto" w:sz="4"/>
+              <w:right w:val="single" w:color="auto" w:sz="4"/>
+            </w:tcBorders>
+          </w:tcPr>
+          <w:p/>
+        </w:tc>
+        <w:tc>
+          <w:tcPr>
+            <w:tcW w:type="dxa" w:w="2200"/>
+            <w:tcBorders>
+              <w:top w:val="single" w:color="auto" w:sz="4"/>
+              <w:left w:val="single" w:color="auto" w:sz="4"/>
+              <w:bottom w:val="single" w:color="auto" w:sz="4"/>
+              <w:right w:val="single" w:color="auto" w:sz="4"/>
+            </w:tcBorders>
+            <w:tcMar>
+              <w:top w:type="dxa" w:w="60"/>
+              <w:left w:type="dxa" w:w="108"/>
+              <w:bottom w:type="dxa" w:w="60"/>
+              <w:right w:type="dxa" w:w="108"/>
+            </w:tcMar>
+            <w:vAlign w:val="top"/>
+          </w:tcPr>
+          <w:p>
+            <w:pPr>
+              <w:spacing w:after="20" w:before="20"/>
+            </w:pPr>
+            <w:r>
+              <w:rPr>
+                <w:b/>
+                <w:bCs/>
+                <w:color w:val="365F91"/>
+                <w:sz w:val="17"/>
+                <w:szCs w:val="17"/>
+              </w:rPr>
+              <w:t xml:space="preserve">Asiaticoside, acid asiatic (rau má)</w:t>
+            </w:r>
+          </w:p>
+        </w:tc>
+        <w:tc>
+          <w:tcPr>
+            <w:tcW w:type="dxa" w:w="3300"/>
+            <w:tcBorders>
+              <w:top w:val="single" w:color="auto" w:sz="4"/>
+              <w:left w:val="single" w:color="auto" w:sz="4"/>
+              <w:bottom w:val="single" w:color="auto" w:sz="4"/>
+              <w:right w:val="single" w:color="auto" w:sz="4"/>
+            </w:tcBorders>
+            <w:tcMar>
+              <w:top w:type="dxa" w:w="60"/>
+              <w:left w:type="dxa" w:w="108"/>
+              <w:bottom w:type="dxa" w:w="60"/>
+              <w:right w:type="dxa" w:w="108"/>
+            </w:tcMar>
+            <w:vAlign w:val="top"/>
+          </w:tcPr>
+          <w:p>
+            <w:pPr>
+              <w:spacing w:after="20" w:before="20"/>
+            </w:pPr>
+            <w:r>
+              <w:rPr>
+                <w:sz w:val="17"/>
+                <w:szCs w:val="17"/>
+              </w:rPr>
+              <w:t xml:space="preserve">Da kích ứng tiết chất gây viêm làm mạch máu giãn (đỏ) và thần kinh nhạy (rát); 2 hoạt chất này giảm lượng chất gây viêm tiết ra → bớt đỏ, bớt rát trong thời gian ngắn sau khi thoa.</w:t>
+            </w:r>
+          </w:p>
+        </w:tc>
+        <w:tc>
+          <w:tcPr>
+            <w:vMerge w:val="continue"/>
+            <w:tcBorders>
+              <w:top w:val="single" w:color="auto" w:sz="4"/>
+              <w:left w:val="single" w:color="auto" w:sz="4"/>
+              <w:bottom w:val="single" w:color="auto" w:sz="4"/>
+              <w:right w:val="single" w:color="auto" w:sz="4"/>
+            </w:tcBorders>
+          </w:tcPr>
+          <w:p/>
+        </w:tc>
+      </w:tr>
+      <w:tr>
+        <w:tc>
+          <w:tcPr>
+            <w:vMerge w:val="continue"/>
+            <w:tcBorders>
+              <w:top w:val="single" w:color="auto" w:sz="4"/>
+              <w:left w:val="single" w:color="auto" w:sz="4"/>
+              <w:bottom w:val="single" w:color="auto" w:sz="4"/>
+              <w:right w:val="single" w:color="auto" w:sz="4"/>
+            </w:tcBorders>
+          </w:tcPr>
+          <w:p/>
+        </w:tc>
+        <w:tc>
+          <w:tcPr>
+            <w:vMerge w:val="continue"/>
+            <w:tcBorders>
+              <w:top w:val="single" w:color="auto" w:sz="4"/>
+              <w:left w:val="single" w:color="auto" w:sz="4"/>
+              <w:bottom w:val="single" w:color="auto" w:sz="4"/>
+              <w:right w:val="single" w:color="auto" w:sz="4"/>
+            </w:tcBorders>
+          </w:tcPr>
+          <w:p/>
+        </w:tc>
+        <w:tc>
+          <w:tcPr>
+            <w:vMerge w:val="continue"/>
+            <w:tcBorders>
+              <w:top w:val="single" w:color="auto" w:sz="4"/>
+              <w:left w:val="single" w:color="auto" w:sz="4"/>
+              <w:bottom w:val="single" w:color="auto" w:sz="4"/>
+              <w:right w:val="single" w:color="auto" w:sz="4"/>
+            </w:tcBorders>
+          </w:tcPr>
+          <w:p/>
+        </w:tc>
+        <w:tc>
+          <w:tcPr>
+            <w:tcW w:type="dxa" w:w="2200"/>
+            <w:tcBorders>
+              <w:top w:val="single" w:color="auto" w:sz="4"/>
+              <w:left w:val="single" w:color="auto" w:sz="4"/>
+              <w:bottom w:val="single" w:color="auto" w:sz="4"/>
+              <w:right w:val="single" w:color="auto" w:sz="4"/>
+            </w:tcBorders>
+            <w:tcMar>
+              <w:top w:type="dxa" w:w="60"/>
+              <w:left w:type="dxa" w:w="108"/>
+              <w:bottom w:type="dxa" w:w="60"/>
+              <w:right w:type="dxa" w:w="108"/>
+            </w:tcMar>
+            <w:vAlign w:val="top"/>
+          </w:tcPr>
+          <w:p>
+            <w:pPr>
+              <w:spacing w:after="20" w:before="20"/>
+            </w:pPr>
+            <w:r>
+              <w:rPr>
+                <w:b/>
+                <w:bCs/>
+                <w:color w:val="365F91"/>
+                <w:sz w:val="17"/>
+                <w:szCs w:val="17"/>
+              </w:rPr>
+              <w:t xml:space="preserve">Cineol, long não (tinh dầu ngải cứu)</w:t>
+            </w:r>
+          </w:p>
+        </w:tc>
+        <w:tc>
+          <w:tcPr>
+            <w:tcW w:type="dxa" w:w="3300"/>
+            <w:tcBorders>
+              <w:top w:val="single" w:color="auto" w:sz="4"/>
+              <w:left w:val="single" w:color="auto" w:sz="4"/>
+              <w:bottom w:val="single" w:color="auto" w:sz="4"/>
+              <w:right w:val="single" w:color="auto" w:sz="4"/>
+            </w:tcBorders>
+            <w:tcMar>
+              <w:top w:type="dxa" w:w="60"/>
+              <w:left w:type="dxa" w:w="108"/>
+              <w:bottom w:type="dxa" w:w="60"/>
+              <w:right w:type="dxa" w:w="108"/>
+            </w:tcMar>
+            <w:vAlign w:val="top"/>
+          </w:tcPr>
+          <w:p>
+            <w:pPr>
+              <w:spacing w:after="20" w:before="20"/>
+            </w:pPr>
+            <w:r>
+              <w:rPr>
+                <w:sz w:val="17"/>
+                <w:szCs w:val="17"/>
+              </w:rPr>
+              <w:t xml:space="preserve">Bay hơi trên da tạo cảm giác mát, làm dịu cảm giác rát.</w:t>
+            </w:r>
+          </w:p>
+        </w:tc>
+        <w:tc>
+          <w:tcPr>
+            <w:vMerge w:val="continue"/>
+            <w:tcBorders>
+              <w:top w:val="single" w:color="auto" w:sz="4"/>
+              <w:left w:val="single" w:color="auto" w:sz="4"/>
+              <w:bottom w:val="single" w:color="auto" w:sz="4"/>
+              <w:right w:val="single" w:color="auto" w:sz="4"/>
+            </w:tcBorders>
+          </w:tcPr>
+          <w:p/>
+        </w:tc>
+      </w:tr>
+      <w:tr>
+        <w:tc>
+          <w:tcPr>
+            <w:vMerge w:val="continue"/>
+            <w:tcBorders>
+              <w:top w:val="single" w:color="auto" w:sz="4"/>
+              <w:left w:val="single" w:color="auto" w:sz="4"/>
+              <w:bottom w:val="single" w:color="auto" w:sz="4"/>
+              <w:right w:val="single" w:color="auto" w:sz="4"/>
+            </w:tcBorders>
+          </w:tcPr>
+          <w:p/>
+        </w:tc>
+        <w:tc>
+          <w:tcPr>
+            <w:tcW w:type="dxa" w:w="1500"/>
+            <w:vMerge w:val="restart"/>
+            <w:tcBorders>
+              <w:top w:val="single" w:color="auto" w:sz="4"/>
+              <w:left w:val="single" w:color="auto" w:sz="4"/>
+              <w:bottom w:val="single" w:color="auto" w:sz="4"/>
+              <w:right w:val="single" w:color="auto" w:sz="4"/>
+            </w:tcBorders>
+            <w:tcMar>
+              <w:top w:type="dxa" w:w="60"/>
+              <w:left w:type="dxa" w:w="108"/>
+              <w:bottom w:type="dxa" w:w="60"/>
+              <w:right w:type="dxa" w:w="108"/>
+            </w:tcMar>
+            <w:vAlign w:val="center"/>
+          </w:tcPr>
+          <w:p>
+            <w:pPr>
+              <w:spacing w:after="20" w:before="20"/>
+            </w:pPr>
+            <w:r>
+              <w:rPr>
+                <w:b/>
+                <w:bCs/>
+                <w:color w:val="2F9036"/>
+                <w:sz w:val="19"/>
+                <w:szCs w:val="19"/>
+              </w:rPr>
+              <w:t xml:space="preserve">3. NUÔI DƯỠNG &amp; BẢO VỆ</w:t>
+            </w:r>
+          </w:p>
+        </w:tc>
+        <w:tc>
+          <w:tcPr>
+            <w:tcW w:type="dxa" w:w="2100"/>
+            <w:vMerge w:val="restart"/>
+            <w:tcBorders>
+              <w:top w:val="single" w:color="auto" w:sz="4"/>
+              <w:left w:val="single" w:color="auto" w:sz="4"/>
+              <w:bottom w:val="single" w:color="auto" w:sz="4"/>
+              <w:right w:val="single" w:color="auto" w:sz="4"/>
+            </w:tcBorders>
+            <w:tcMar>
+              <w:top w:type="dxa" w:w="60"/>
+              <w:left w:type="dxa" w:w="108"/>
+              <w:bottom w:type="dxa" w:w="60"/>
+              <w:right w:type="dxa" w:w="108"/>
+            </w:tcMar>
+            <w:vAlign w:val="center"/>
+          </w:tcPr>
+          <w:p>
+            <w:pPr>
+              <w:spacing w:after="20" w:before="20"/>
+            </w:pPr>
+            <w:r>
+              <w:rPr>
+                <w:b/>
+                <w:bCs/>
+                <w:color w:val="365F91"/>
+                <w:sz w:val="19"/>
+                <w:szCs w:val="19"/>
+              </w:rPr>
+              <w:t xml:space="preserve">Dầu massage Oriky</w:t>
+            </w:r>
+          </w:p>
+          <w:p>
+            <w:pPr>
+              <w:spacing w:after="20" w:before="20"/>
+            </w:pPr>
+            <w:r>
+              <w:rPr>
+                <w:color w:val="5B6E60"/>
+                <w:sz w:val="16"/>
+                <w:szCs w:val="16"/>
+              </w:rPr>
+              <w:t xml:space="preserve">Chai 60ml · 135.000đ</w:t>
+            </w:r>
+          </w:p>
+          <w:p>
+            <w:pPr>
+              <w:spacing w:after="20" w:before="20"/>
+            </w:pPr>
+            <w:r>
+              <w:rPr>
+                <w:b/>
+                <w:bCs/>
+                <w:color w:val="2F9036"/>
+                <w:sz w:val="15"/>
+                <w:szCs w:val="15"/>
+              </w:rPr>
+              <w:t xml:space="preserve">Từ sơ sinh</w:t>
+            </w:r>
+          </w:p>
+        </w:tc>
+        <w:tc>
+          <w:tcPr>
+            <w:tcW w:type="dxa" w:w="2200"/>
+            <w:tcBorders>
+              <w:top w:val="single" w:color="auto" w:sz="4"/>
+              <w:left w:val="single" w:color="auto" w:sz="4"/>
+              <w:bottom w:val="single" w:color="auto" w:sz="4"/>
+              <w:right w:val="single" w:color="auto" w:sz="4"/>
+            </w:tcBorders>
+            <w:tcMar>
+              <w:top w:type="dxa" w:w="60"/>
+              <w:left w:type="dxa" w:w="108"/>
+              <w:bottom w:type="dxa" w:w="60"/>
+              <w:right w:type="dxa" w:w="108"/>
+            </w:tcMar>
+            <w:vAlign w:val="top"/>
+          </w:tcPr>
+          <w:p>
+            <w:pPr>
+              <w:spacing w:after="20" w:before="20"/>
+            </w:pPr>
+            <w:r>
+              <w:rPr>
+                <w:b/>
+                <w:bCs/>
+                <w:color w:val="365F91"/>
+                <w:sz w:val="17"/>
+                <w:szCs w:val="17"/>
+              </w:rPr>
+              <w:t xml:space="preserve">Acid oleic (hạnh nhân), acid linoleic (hạt nho), squalene (cám gạo), caprylic triglyceride</w:t>
+            </w:r>
+          </w:p>
+        </w:tc>
+        <w:tc>
+          <w:tcPr>
+            <w:tcW w:type="dxa" w:w="3300"/>
+            <w:tcBorders>
+              <w:top w:val="single" w:color="auto" w:sz="4"/>
+              <w:left w:val="single" w:color="auto" w:sz="4"/>
+              <w:bottom w:val="single" w:color="auto" w:sz="4"/>
+              <w:right w:val="single" w:color="auto" w:sz="4"/>
+            </w:tcBorders>
+            <w:tcMar>
+              <w:top w:type="dxa" w:w="60"/>
+              <w:left w:type="dxa" w:w="108"/>
+              <w:bottom w:type="dxa" w:w="60"/>
+              <w:right w:type="dxa" w:w="108"/>
+            </w:tcMar>
+            <w:vAlign w:val="top"/>
+          </w:tcPr>
+          <w:p>
+            <w:pPr>
+              <w:spacing w:after="20" w:before="20"/>
+            </w:pPr>
+            <w:r>
+              <w:rPr>
+                <w:sz w:val="17"/>
+                <w:szCs w:val="17"/>
+              </w:rPr>
+              <w:t xml:space="preserve">Acid oleic và linoleic cùng loại với lipid tự nhiên của da, lấp vào chỗ hàng rào lipid thiếu hụt và khoá nước lại trong da; squalene là chất béo vốn có trong bã nhờn, bổ sung lớp khoá ẩm; caprylic triglyceride thấm nhanh, không nhờn dính.</w:t>
+            </w:r>
+          </w:p>
+        </w:tc>
+        <w:tc>
+          <w:tcPr>
+            <w:tcW w:type="dxa" w:w="3970"/>
+            <w:vMerge w:val="restart"/>
+            <w:tcBorders>
+              <w:top w:val="single" w:color="auto" w:sz="4"/>
+              <w:left w:val="single" w:color="auto" w:sz="4"/>
+              <w:bottom w:val="single" w:color="auto" w:sz="4"/>
+              <w:right w:val="single" w:color="auto" w:sz="4"/>
+            </w:tcBorders>
+            <w:tcMar>
+              <w:top w:type="dxa" w:w="60"/>
+              <w:left w:type="dxa" w:w="108"/>
+              <w:bottom w:type="dxa" w:w="60"/>
+              <w:right w:type="dxa" w:w="108"/>
+            </w:tcMar>
+            <w:vAlign w:val="top"/>
+          </w:tcPr>
+          <w:p>
+            <w:pPr>
+              <w:spacing w:after="20" w:before="20"/>
+            </w:pPr>
+            <w:r>
+              <w:rPr>
+                <w:b/>
+                <w:bCs/>
+                <w:color w:val="365F91"/>
+                <w:sz w:val="16"/>
+                <w:szCs w:val="16"/>
+              </w:rPr>
+              <w:t xml:space="preserve">Hơn hẳn: Kết hợp 3 loại dầu thực vật (cám gạo + hạnh nhân + hạt nho) — Johnson's dùng dầu khoáng, Chicco chỉ có cám gạo đơn lẻ.</w:t>
+            </w:r>
+          </w:p>
+          <w:p>
+            <w:pPr>
+              <w:spacing w:after="20" w:before="20"/>
+            </w:pPr>
+            <w:r>
+              <w:rPr>
+                <w:sz w:val="15"/>
+                <w:szCs w:val="15"/>
+              </w:rPr>
+              <w:t xml:space="preserve">vs Johnson's Baby Oil: Không trùng — dầu khoáng khác hẳn dầu thực vật. Johnson's khoá ẩm cao (hãng công bố gấp 10 lần kem dưỡng thường, nhờ dầu khoáng); DKX dùng 3 loại dầu thực vật (cám gạo + hạnh nhân + hạt nho).</w:t>
+            </w:r>
+          </w:p>
+          <w:p>
+            <w:pPr>
+              <w:spacing w:after="20" w:before="20"/>
+            </w:pPr>
+            <w:r>
+              <w:rPr>
+                <w:sz w:val="15"/>
+                <w:szCs w:val="15"/>
+              </w:rPr>
+              <w:t xml:space="preserve">vs Chicco (cám gạo): Trùng: dầu cám gạo, Vitamin E. Chicco cam kết không cồn, màu, hương liệu, paraben, petroleum, BHT, EDTA — còn DKX có BHT.</w:t>
+            </w:r>
+          </w:p>
           <w:p>
             <w:pPr>
               <w:spacing w:after="20" w:before="20"/>
@@ -10715,7 +11067,7 @@
                 <w:sz w:val="15"/>
                 <w:szCs w:val="15"/>
               </w:rPr>
-              <w:t xml:space="preserve">⚠ Web DKX ghi "100% thiên nhiên, không hương liệu" nhưng thành phần công bố có Hương liệu (Fragrance) và các chất tổng hợp (Propylene glycol, Cremophor RH40, EDTA...) — không nói câu này với khách.</w:t>
+              <w:t xml:space="preserve">⚠ DKX có BHT (chất chống oxy hoá tổng hợp) trong khi cả Johnson's và Chicco đều quảng cáo "không chứa BHT" — không chủ động nhắc thành phần này với khách.</w:t>
             </w:r>
           </w:p>
         </w:tc>
@@ -10786,7 +11138,7 @@
                 <w:sz w:val="17"/>
                 <w:szCs w:val="17"/>
               </w:rPr>
-              <w:t xml:space="preserve">Asiaticoside, acid asiatic (rau má)</w:t>
+              <w:t xml:space="preserve">Gamma-oryzanol (dầu cám gạo), vitamin E</w:t>
             </w:r>
           </w:p>
         </w:tc>
@@ -10816,7 +11168,7 @@
                 <w:sz w:val="17"/>
                 <w:szCs w:val="17"/>
               </w:rPr>
-              <w:t xml:space="preserve">Da kích ứng tiết chất gây viêm làm mạch máu giãn (đỏ) và thần kinh nhạy (rát); 2 hoạt chất này giảm lượng chất gây viêm tiết ra → bớt đỏ, bớt rát trong thời gian ngắn sau khi thoa.</w:t>
+              <w:t xml:space="preserve">Trung hoà gốc tự do sinh ra khi da tiếp xúc nắng, ô nhiễm → hạn chế lipid trên da bị oxy hoá, da không khô sạm.</w:t>
             </w:r>
           </w:p>
         </w:tc>
@@ -10860,109 +11212,7 @@
         </w:tc>
         <w:tc>
           <w:tcPr>
-            <w:vMerge w:val="continue"/>
-            <w:tcBorders>
-              <w:top w:val="single" w:color="auto" w:sz="4"/>
-              <w:left w:val="single" w:color="auto" w:sz="4"/>
-              <w:bottom w:val="single" w:color="auto" w:sz="4"/>
-              <w:right w:val="single" w:color="auto" w:sz="4"/>
-            </w:tcBorders>
-          </w:tcPr>
-          <w:p/>
-        </w:tc>
-        <w:tc>
-          <w:tcPr>
-            <w:tcW w:type="dxa" w:w="2200"/>
-            <w:tcBorders>
-              <w:top w:val="single" w:color="auto" w:sz="4"/>
-              <w:left w:val="single" w:color="auto" w:sz="4"/>
-              <w:bottom w:val="single" w:color="auto" w:sz="4"/>
-              <w:right w:val="single" w:color="auto" w:sz="4"/>
-            </w:tcBorders>
-            <w:tcMar>
-              <w:top w:type="dxa" w:w="60"/>
-              <w:left w:type="dxa" w:w="108"/>
-              <w:bottom w:type="dxa" w:w="60"/>
-              <w:right w:type="dxa" w:w="108"/>
-            </w:tcMar>
-            <w:vAlign w:val="top"/>
-          </w:tcPr>
-          <w:p>
-            <w:pPr>
-              <w:spacing w:after="20" w:before="20"/>
-            </w:pPr>
-            <w:r>
-              <w:rPr>
-                <w:b/>
-                <w:bCs/>
-                <w:color w:val="365F91"/>
-                <w:sz w:val="17"/>
-                <w:szCs w:val="17"/>
-              </w:rPr>
-              <w:t xml:space="preserve">Cineol, long não (tinh dầu ngải cứu)</w:t>
-            </w:r>
-          </w:p>
-        </w:tc>
-        <w:tc>
-          <w:tcPr>
-            <w:tcW w:type="dxa" w:w="3300"/>
-            <w:tcBorders>
-              <w:top w:val="single" w:color="auto" w:sz="4"/>
-              <w:left w:val="single" w:color="auto" w:sz="4"/>
-              <w:bottom w:val="single" w:color="auto" w:sz="4"/>
-              <w:right w:val="single" w:color="auto" w:sz="4"/>
-            </w:tcBorders>
-            <w:tcMar>
-              <w:top w:type="dxa" w:w="60"/>
-              <w:left w:type="dxa" w:w="108"/>
-              <w:bottom w:type="dxa" w:w="60"/>
-              <w:right w:type="dxa" w:w="108"/>
-            </w:tcMar>
-            <w:vAlign w:val="top"/>
-          </w:tcPr>
-          <w:p>
-            <w:pPr>
-              <w:spacing w:after="20" w:before="20"/>
-            </w:pPr>
-            <w:r>
-              <w:rPr>
-                <w:sz w:val="17"/>
-                <w:szCs w:val="17"/>
-              </w:rPr>
-              <w:t xml:space="preserve">Bay hơi trên da tạo cảm giác mát, làm dịu cảm giác rát.</w:t>
-            </w:r>
-          </w:p>
-        </w:tc>
-        <w:tc>
-          <w:tcPr>
-            <w:vMerge w:val="continue"/>
-            <w:tcBorders>
-              <w:top w:val="single" w:color="auto" w:sz="4"/>
-              <w:left w:val="single" w:color="auto" w:sz="4"/>
-              <w:bottom w:val="single" w:color="auto" w:sz="4"/>
-              <w:right w:val="single" w:color="auto" w:sz="4"/>
-            </w:tcBorders>
-          </w:tcPr>
-          <w:p/>
-        </w:tc>
-      </w:tr>
-      <w:tr>
-        <w:tc>
-          <w:tcPr>
-            <w:vMerge w:val="continue"/>
-            <w:tcBorders>
-              <w:top w:val="single" w:color="auto" w:sz="4"/>
-              <w:left w:val="single" w:color="auto" w:sz="4"/>
-              <w:bottom w:val="single" w:color="auto" w:sz="4"/>
-              <w:right w:val="single" w:color="auto" w:sz="4"/>
-            </w:tcBorders>
-          </w:tcPr>
-          <w:p/>
-        </w:tc>
-        <w:tc>
-          <w:tcPr>
-            <w:tcW w:type="dxa" w:w="1500"/>
-            <w:vMerge w:val="restart"/>
+            <w:tcW w:type="dxa" w:w="2100"/>
             <w:tcBorders>
               <w:top w:val="single" w:color="auto" w:sz="4"/>
               <w:left w:val="single" w:color="auto" w:sz="4"/>
@@ -10985,45 +11235,11 @@
               <w:rPr>
                 <w:b/>
                 <w:bCs/>
-                <w:color w:val="2F9036"/>
+                <w:color w:val="365F91"/>
                 <w:sz w:val="19"/>
                 <w:szCs w:val="19"/>
               </w:rPr>
-              <w:t xml:space="preserve">3. NUÔI DƯỠNG &amp; BẢO VỆ</w:t>
-            </w:r>
-          </w:p>
-        </w:tc>
-        <w:tc>
-          <w:tcPr>
-            <w:tcW w:type="dxa" w:w="2100"/>
-            <w:vMerge w:val="restart"/>
-            <w:tcBorders>
-              <w:top w:val="single" w:color="auto" w:sz="4"/>
-              <w:left w:val="single" w:color="auto" w:sz="4"/>
-              <w:bottom w:val="single" w:color="auto" w:sz="4"/>
-              <w:right w:val="single" w:color="auto" w:sz="4"/>
-            </w:tcBorders>
-            <w:tcMar>
-              <w:top w:type="dxa" w:w="60"/>
-              <w:left w:type="dxa" w:w="108"/>
-              <w:bottom w:type="dxa" w:w="60"/>
-              <w:right w:type="dxa" w:w="108"/>
-            </w:tcMar>
-            <w:vAlign w:val="center"/>
-          </w:tcPr>
-          <w:p>
-            <w:pPr>
-              <w:spacing w:after="20" w:before="20"/>
-            </w:pPr>
-            <w:r>
-              <w:rPr>
-                <w:b/>
-                <w:bCs/>
-                <w:color w:val="365F91"/>
-                <w:sz w:val="19"/>
-                <w:szCs w:val="19"/>
-              </w:rPr>
-              <w:t xml:space="preserve">Dầu massage Oriky</w:t>
+              <w:t xml:space="preserve">Kem bôi da Elemis</w:t>
             </w:r>
           </w:p>
           <w:p>
@@ -11036,7 +11252,7 @@
                 <w:sz w:val="16"/>
                 <w:szCs w:val="16"/>
               </w:rPr>
-              <w:t xml:space="preserve">Chai 60ml · 135.000đ</w:t>
+              <w:t xml:space="preserve">Tuýp 30g · 115.000đ</w:t>
             </w:r>
           </w:p>
           <w:p>
@@ -11084,7 +11300,7 @@
                 <w:sz w:val="17"/>
                 <w:szCs w:val="17"/>
               </w:rPr>
-              <w:t xml:space="preserve">Acid oleic (hạnh nhân), acid linoleic (hạt nho), squalene (cám gạo), caprylic triglyceride</w:t>
+              <w:t xml:space="preserve">Kẽm oxyd nano 2%, Aquaxyl</w:t>
             </w:r>
           </w:p>
         </w:tc>
@@ -11114,14 +11330,13 @@
                 <w:sz w:val="17"/>
                 <w:szCs w:val="17"/>
               </w:rPr>
-              <w:t xml:space="preserve">Acid oleic và linoleic cùng loại với lipid tự nhiên của da, lấp vào chỗ hàng rào lipid thiếu hụt và khoá nước lại trong da; squalene là chất béo vốn có trong bã nhờn, bổ sung lớp khoá ẩm; caprylic triglyceride thấm nhanh, không nhờn dính.</w:t>
+              <w:t xml:space="preserve">Kẽm oxyd tạo lớp màng mỏng phủ da, ngăn tác nhân bên ngoài tiếp xúc trực tiếp; Aquaxyl giúp da tự giữ ẩm từ bên trong theo cơ chế hút ẩm – giữ ẩm – khoá ẩm, không phải chỉ ẩm bề mặt rồi bay hơi.</w:t>
             </w:r>
           </w:p>
         </w:tc>
         <w:tc>
           <w:tcPr>
             <w:tcW w:type="dxa" w:w="3970"/>
-            <w:vMerge w:val="restart"/>
             <w:tcBorders>
               <w:top w:val="single" w:color="auto" w:sz="4"/>
               <w:left w:val="single" w:color="auto" w:sz="4"/>
@@ -11148,7 +11363,7 @@
                 <w:sz w:val="16"/>
                 <w:szCs w:val="16"/>
               </w:rPr>
-              <w:t xml:space="preserve">Hơn hẳn: Kết hợp 3 loại dầu thực vật (cám gạo + hạnh nhân + hạt nho) — Johnson's dùng dầu khoáng, Chicco chỉ có cám gạo đơn lẻ.</w:t>
+              <w:t xml:space="preserve">Hơn hẳn: DKX công bố thêm "da bị bỏng do gió/nắng" — không thấy ở Bepanthen/Sudocrem.</w:t>
             </w:r>
           </w:p>
           <w:p>
@@ -11160,7 +11375,7 @@
                 <w:sz w:val="15"/>
                 <w:szCs w:val="15"/>
               </w:rPr>
-              <w:t xml:space="preserve">vs Johnson's Baby Oil: Không trùng — dầu khoáng khác hẳn dầu thực vật. Johnson's khoá ẩm cao (hãng công bố gấp 10 lần kem dưỡng thường, nhờ dầu khoáng); DKX dùng 3 loại dầu thực vật (cám gạo + hạnh nhân + hạt nho).</w:t>
+              <w:t xml:space="preserve">vs Bepanthen Balm (30g): Không trùng hoạt chất — cơ chế tái tạo da khác nhau. Bepanthen dùng Dexpanthenol chuyên biệt tái tạo da, còn dùng được cho nứt đầu ti mẹ; DKX dùng kẽm oxyd nano kết hợp rau má + ngải cứu.</w:t>
             </w:r>
           </w:p>
           <w:p>
@@ -11172,357 +11387,7 @@
                 <w:sz w:val="15"/>
                 <w:szCs w:val="15"/>
               </w:rPr>
-              <w:t xml:space="preserve">vs Chicco (cám gạo): Trùng: dầu cám gạo, Vitamin E. Chicco cam kết không cồn, màu, hương liệu, paraben, petroleum, BHT, EDTA — còn DKX có BHT.</w:t>
-            </w:r>
-          </w:p>
-          <w:p>
-            <w:pPr>
-              <w:spacing w:after="20" w:before="20"/>
-            </w:pPr>
-            <w:r>
-              <w:rPr>
-                <w:i/>
-                <w:iCs/>
-                <w:color w:val="8A5A00"/>
-                <w:sz w:val="15"/>
-                <w:szCs w:val="15"/>
-              </w:rPr>
-              <w:t xml:space="preserve">⚠ DKX có BHT (chất chống oxy hoá tổng hợp) trong khi cả Johnson's và Chicco đều quảng cáo "không chứa BHT" — không chủ động nhắc thành phần này với khách.</w:t>
-            </w:r>
-          </w:p>
-        </w:tc>
-      </w:tr>
-      <w:tr>
-        <w:tc>
-          <w:tcPr>
-            <w:vMerge w:val="continue"/>
-            <w:tcBorders>
-              <w:top w:val="single" w:color="auto" w:sz="4"/>
-              <w:left w:val="single" w:color="auto" w:sz="4"/>
-              <w:bottom w:val="single" w:color="auto" w:sz="4"/>
-              <w:right w:val="single" w:color="auto" w:sz="4"/>
-            </w:tcBorders>
-          </w:tcPr>
-          <w:p/>
-        </w:tc>
-        <w:tc>
-          <w:tcPr>
-            <w:vMerge w:val="continue"/>
-            <w:tcBorders>
-              <w:top w:val="single" w:color="auto" w:sz="4"/>
-              <w:left w:val="single" w:color="auto" w:sz="4"/>
-              <w:bottom w:val="single" w:color="auto" w:sz="4"/>
-              <w:right w:val="single" w:color="auto" w:sz="4"/>
-            </w:tcBorders>
-          </w:tcPr>
-          <w:p/>
-        </w:tc>
-        <w:tc>
-          <w:tcPr>
-            <w:vMerge w:val="continue"/>
-            <w:tcBorders>
-              <w:top w:val="single" w:color="auto" w:sz="4"/>
-              <w:left w:val="single" w:color="auto" w:sz="4"/>
-              <w:bottom w:val="single" w:color="auto" w:sz="4"/>
-              <w:right w:val="single" w:color="auto" w:sz="4"/>
-            </w:tcBorders>
-          </w:tcPr>
-          <w:p/>
-        </w:tc>
-        <w:tc>
-          <w:tcPr>
-            <w:tcW w:type="dxa" w:w="2200"/>
-            <w:tcBorders>
-              <w:top w:val="single" w:color="auto" w:sz="4"/>
-              <w:left w:val="single" w:color="auto" w:sz="4"/>
-              <w:bottom w:val="single" w:color="auto" w:sz="4"/>
-              <w:right w:val="single" w:color="auto" w:sz="4"/>
-            </w:tcBorders>
-            <w:tcMar>
-              <w:top w:type="dxa" w:w="60"/>
-              <w:left w:type="dxa" w:w="108"/>
-              <w:bottom w:type="dxa" w:w="60"/>
-              <w:right w:type="dxa" w:w="108"/>
-            </w:tcMar>
-            <w:vAlign w:val="top"/>
-          </w:tcPr>
-          <w:p>
-            <w:pPr>
-              <w:spacing w:after="20" w:before="20"/>
-            </w:pPr>
-            <w:r>
-              <w:rPr>
-                <w:b/>
-                <w:bCs/>
-                <w:color w:val="365F91"/>
-                <w:sz w:val="17"/>
-                <w:szCs w:val="17"/>
-              </w:rPr>
-              <w:t xml:space="preserve">Gamma-oryzanol (dầu cám gạo), vitamin E</w:t>
-            </w:r>
-          </w:p>
-        </w:tc>
-        <w:tc>
-          <w:tcPr>
-            <w:tcW w:type="dxa" w:w="3300"/>
-            <w:tcBorders>
-              <w:top w:val="single" w:color="auto" w:sz="4"/>
-              <w:left w:val="single" w:color="auto" w:sz="4"/>
-              <w:bottom w:val="single" w:color="auto" w:sz="4"/>
-              <w:right w:val="single" w:color="auto" w:sz="4"/>
-            </w:tcBorders>
-            <w:tcMar>
-              <w:top w:type="dxa" w:w="60"/>
-              <w:left w:type="dxa" w:w="108"/>
-              <w:bottom w:type="dxa" w:w="60"/>
-              <w:right w:type="dxa" w:w="108"/>
-            </w:tcMar>
-            <w:vAlign w:val="top"/>
-          </w:tcPr>
-          <w:p>
-            <w:pPr>
-              <w:spacing w:after="20" w:before="20"/>
-            </w:pPr>
-            <w:r>
-              <w:rPr>
-                <w:sz w:val="17"/>
-                <w:szCs w:val="17"/>
-              </w:rPr>
-              <w:t xml:space="preserve">Trung hoà gốc tự do sinh ra khi da tiếp xúc nắng, ô nhiễm → hạn chế lipid trên da bị oxy hoá, da không khô sạm.</w:t>
-            </w:r>
-          </w:p>
-        </w:tc>
-        <w:tc>
-          <w:tcPr>
-            <w:vMerge w:val="continue"/>
-            <w:tcBorders>
-              <w:top w:val="single" w:color="auto" w:sz="4"/>
-              <w:left w:val="single" w:color="auto" w:sz="4"/>
-              <w:bottom w:val="single" w:color="auto" w:sz="4"/>
-              <w:right w:val="single" w:color="auto" w:sz="4"/>
-            </w:tcBorders>
-          </w:tcPr>
-          <w:p/>
-        </w:tc>
-      </w:tr>
-      <w:tr>
-        <w:tc>
-          <w:tcPr>
-            <w:vMerge w:val="continue"/>
-            <w:tcBorders>
-              <w:top w:val="single" w:color="auto" w:sz="4"/>
-              <w:left w:val="single" w:color="auto" w:sz="4"/>
-              <w:bottom w:val="single" w:color="auto" w:sz="4"/>
-              <w:right w:val="single" w:color="auto" w:sz="4"/>
-            </w:tcBorders>
-          </w:tcPr>
-          <w:p/>
-        </w:tc>
-        <w:tc>
-          <w:tcPr>
-            <w:vMerge w:val="continue"/>
-            <w:tcBorders>
-              <w:top w:val="single" w:color="auto" w:sz="4"/>
-              <w:left w:val="single" w:color="auto" w:sz="4"/>
-              <w:bottom w:val="single" w:color="auto" w:sz="4"/>
-              <w:right w:val="single" w:color="auto" w:sz="4"/>
-            </w:tcBorders>
-          </w:tcPr>
-          <w:p/>
-        </w:tc>
-        <w:tc>
-          <w:tcPr>
-            <w:tcW w:type="dxa" w:w="2100"/>
-            <w:tcBorders>
-              <w:top w:val="single" w:color="auto" w:sz="4"/>
-              <w:left w:val="single" w:color="auto" w:sz="4"/>
-              <w:bottom w:val="single" w:color="auto" w:sz="4"/>
-              <w:right w:val="single" w:color="auto" w:sz="4"/>
-            </w:tcBorders>
-            <w:tcMar>
-              <w:top w:type="dxa" w:w="60"/>
-              <w:left w:type="dxa" w:w="108"/>
-              <w:bottom w:type="dxa" w:w="60"/>
-              <w:right w:type="dxa" w:w="108"/>
-            </w:tcMar>
-            <w:vAlign w:val="center"/>
-          </w:tcPr>
-          <w:p>
-            <w:pPr>
-              <w:spacing w:after="20" w:before="20"/>
-            </w:pPr>
-            <w:r>
-              <w:rPr>
-                <w:b/>
-                <w:bCs/>
-                <w:color w:val="365F91"/>
-                <w:sz w:val="19"/>
-                <w:szCs w:val="19"/>
-              </w:rPr>
-              <w:t xml:space="preserve">Kem bôi da Elemis</w:t>
-            </w:r>
-          </w:p>
-          <w:p>
-            <w:pPr>
-              <w:spacing w:after="20" w:before="20"/>
-            </w:pPr>
-            <w:r>
-              <w:rPr>
-                <w:color w:val="5B6E60"/>
-                <w:sz w:val="16"/>
-                <w:szCs w:val="16"/>
-              </w:rPr>
-              <w:t xml:space="preserve">Tuýp 30g · 115.000đ</w:t>
-            </w:r>
-          </w:p>
-          <w:p>
-            <w:pPr>
-              <w:spacing w:after="20" w:before="20"/>
-            </w:pPr>
-            <w:r>
-              <w:rPr>
-                <w:b/>
-                <w:bCs/>
-                <w:color w:val="2F9036"/>
-                <w:sz w:val="15"/>
-                <w:szCs w:val="15"/>
-              </w:rPr>
-              <w:t xml:space="preserve">Từ sơ sinh</w:t>
-            </w:r>
-          </w:p>
-        </w:tc>
-        <w:tc>
-          <w:tcPr>
-            <w:tcW w:type="dxa" w:w="2200"/>
-            <w:tcBorders>
-              <w:top w:val="single" w:color="auto" w:sz="4"/>
-              <w:left w:val="single" w:color="auto" w:sz="4"/>
-              <w:bottom w:val="single" w:color="auto" w:sz="4"/>
-              <w:right w:val="single" w:color="auto" w:sz="4"/>
-            </w:tcBorders>
-            <w:tcMar>
-              <w:top w:type="dxa" w:w="60"/>
-              <w:left w:type="dxa" w:w="108"/>
-              <w:bottom w:type="dxa" w:w="60"/>
-              <w:right w:type="dxa" w:w="108"/>
-            </w:tcMar>
-            <w:vAlign w:val="top"/>
-          </w:tcPr>
-          <w:p>
-            <w:pPr>
-              <w:spacing w:after="20" w:before="20"/>
-            </w:pPr>
-            <w:r>
-              <w:rPr>
-                <w:b/>
-                <w:bCs/>
-                <w:color w:val="365F91"/>
-                <w:sz w:val="17"/>
-                <w:szCs w:val="17"/>
-              </w:rPr>
-              <w:t xml:space="preserve">Kẽm oxyd nano 2%, Aquaxyl</w:t>
-            </w:r>
-          </w:p>
-        </w:tc>
-        <w:tc>
-          <w:tcPr>
-            <w:tcW w:type="dxa" w:w="3300"/>
-            <w:tcBorders>
-              <w:top w:val="single" w:color="auto" w:sz="4"/>
-              <w:left w:val="single" w:color="auto" w:sz="4"/>
-              <w:bottom w:val="single" w:color="auto" w:sz="4"/>
-              <w:right w:val="single" w:color="auto" w:sz="4"/>
-            </w:tcBorders>
-            <w:tcMar>
-              <w:top w:type="dxa" w:w="60"/>
-              <w:left w:type="dxa" w:w="108"/>
-              <w:bottom w:type="dxa" w:w="60"/>
-              <w:right w:type="dxa" w:w="108"/>
-            </w:tcMar>
-            <w:vAlign w:val="top"/>
-          </w:tcPr>
-          <w:p>
-            <w:pPr>
-              <w:spacing w:after="20" w:before="20"/>
-            </w:pPr>
-            <w:r>
-              <w:rPr>
-                <w:sz w:val="17"/>
-                <w:szCs w:val="17"/>
-              </w:rPr>
-              <w:t xml:space="preserve">Kẽm oxyd tạo lớp màng mỏng phủ da, ngăn tác nhân bên ngoài tiếp xúc trực tiếp; Aquaxyl giúp da tự giữ ẩm từ bên trong theo cơ chế hút ẩm – giữ ẩm – khoá ẩm, không phải chỉ ẩm bề mặt rồi bay hơi.</w:t>
-            </w:r>
-          </w:p>
-        </w:tc>
-        <w:tc>
-          <w:tcPr>
-            <w:tcW w:type="dxa" w:w="3970"/>
-            <w:tcBorders>
-              <w:top w:val="single" w:color="auto" w:sz="4"/>
-              <w:left w:val="single" w:color="auto" w:sz="4"/>
-              <w:bottom w:val="single" w:color="auto" w:sz="4"/>
-              <w:right w:val="single" w:color="auto" w:sz="4"/>
-            </w:tcBorders>
-            <w:tcMar>
-              <w:top w:type="dxa" w:w="60"/>
-              <w:left w:type="dxa" w:w="108"/>
-              <w:bottom w:type="dxa" w:w="60"/>
-              <w:right w:type="dxa" w:w="108"/>
-            </w:tcMar>
-            <w:vAlign w:val="top"/>
-          </w:tcPr>
-          <w:p>
-            <w:pPr>
-              <w:spacing w:after="20" w:before="20"/>
-            </w:pPr>
-            <w:r>
-              <w:rPr>
-                <w:b/>
-                <w:bCs/>
-                <w:color w:val="365F91"/>
-                <w:sz w:val="16"/>
-                <w:szCs w:val="16"/>
-              </w:rPr>
-              <w:t xml:space="preserve">Hơn hẳn: DKX công bố thêm "da bị bỏng do gió/nắng" — không thấy ở Bepanthen/Sudocrem.</w:t>
-            </w:r>
-          </w:p>
-          <w:p>
-            <w:pPr>
-              <w:spacing w:after="20" w:before="20"/>
-            </w:pPr>
-            <w:r>
-              <w:rPr>
-                <w:sz w:val="15"/>
-                <w:szCs w:val="15"/>
-              </w:rPr>
-              <w:t xml:space="preserve">vs Bepanthen Balm (30g): Không trùng hoạt chất — cơ chế tái tạo da khác nhau. Bepanthen dùng Dexpanthenol chuyên biệt tái tạo da, còn dùng được cho nứt đầu ti mẹ; DKX dùng kẽm oxyd nano kết hợp rau má + ngải cứu.</w:t>
-            </w:r>
-          </w:p>
-          <w:p>
-            <w:pPr>
-              <w:spacing w:after="20" w:before="20"/>
-            </w:pPr>
-            <w:r>
-              <w:rPr>
-                <w:sz w:val="15"/>
-                <w:szCs w:val="15"/>
-              </w:rPr>
               <w:t xml:space="preserve">vs Sudocrem (60g): Trùng kẽm oxyd. DKX kết hợp kẽm oxyd với thảo dược (rau má, ngải cứu); Sudocrem kết hợp kẽm oxyd với lanolin và lavender.</w:t>
-            </w:r>
-          </w:p>
-          <w:p>
-            <w:pPr>
-              <w:spacing w:after="20" w:before="20"/>
-            </w:pPr>
-            <w:r>
-              <w:rPr>
-                <w:i/>
-                <w:iCs/>
-                <w:color w:val="8A5A00"/>
-                <w:sz w:val="15"/>
-                <w:szCs w:val="15"/>
-              </w:rPr>
-              <w:t xml:space="preserve">⚠ Web DKX ghi "100% thiên nhiên, không hương liệu" nhưng thành phần công bố có Hương liệu (Fragrance) và các chất tổng hợp (Propylene glycol, Cremophor RH40, EDTA...) — không nói câu này với khách.</w:t>
             </w:r>
           </w:p>
         </w:tc>
@@ -12991,21 +12856,6 @@
               <w:t xml:space="preserve">vs Sudocrem (60g): Trùng kẽm oxyd. DKX kết hợp kẽm oxyd với thảo dược (rau má, ngải cứu); Sudocrem kết hợp kẽm oxyd với lanolin và lavender.</w:t>
             </w:r>
           </w:p>
-          <w:p>
-            <w:pPr>
-              <w:spacing w:after="20" w:before="20"/>
-            </w:pPr>
-            <w:r>
-              <w:rPr>
-                <w:i/>
-                <w:iCs/>
-                <w:color w:val="8A5A00"/>
-                <w:sz w:val="15"/>
-                <w:szCs w:val="15"/>
-              </w:rPr>
-              <w:t xml:space="preserve">⚠ Web DKX ghi "100% thiên nhiên, không hương liệu" nhưng thành phần công bố có Hương liệu (Fragrance) và các chất tổng hợp (Propylene glycol, Cremophor RH40, EDTA...) — không nói câu này với khách.</w:t>
-            </w:r>
-          </w:p>
         </w:tc>
       </w:tr>
       <w:tr>
@@ -13346,21 +13196,6 @@
                 <w:szCs w:val="15"/>
               </w:rPr>
               <w:t xml:space="preserve">vs Sudocrem (60g): Trùng kẽm oxyd. DKX kết hợp kẽm oxyd với thảo dược (rau má, ngải cứu); Sudocrem kết hợp kẽm oxyd với lanolin và lavender.</w:t>
-            </w:r>
-          </w:p>
-          <w:p>
-            <w:pPr>
-              <w:spacing w:after="20" w:before="20"/>
-            </w:pPr>
-            <w:r>
-              <w:rPr>
-                <w:i/>
-                <w:iCs/>
-                <w:color w:val="8A5A00"/>
-                <w:sz w:val="15"/>
-                <w:szCs w:val="15"/>
-              </w:rPr>
-              <w:t xml:space="preserve">⚠ Web DKX ghi "100% thiên nhiên, không hương liệu" nhưng thành phần công bố có Hương liệu (Fragrance) và các chất tổng hợp (Propylene glycol, Cremophor RH40, EDTA...) — không nói câu này với khách.</w:t>
             </w:r>
           </w:p>
         </w:tc>
@@ -16276,21 +16111,6 @@
               <w:t xml:space="preserve">vs Sudocrem (60g): Trùng kẽm oxyd. DKX kết hợp kẽm oxyd với thảo dược (rau má, ngải cứu); Sudocrem kết hợp kẽm oxyd với lanolin và lavender.</w:t>
             </w:r>
           </w:p>
-          <w:p>
-            <w:pPr>
-              <w:spacing w:after="20" w:before="20"/>
-            </w:pPr>
-            <w:r>
-              <w:rPr>
-                <w:i/>
-                <w:iCs/>
-                <w:color w:val="8A5A00"/>
-                <w:sz w:val="15"/>
-                <w:szCs w:val="15"/>
-              </w:rPr>
-              <w:t xml:space="preserve">⚠ Web DKX ghi "100% thiên nhiên, không hương liệu" nhưng thành phần công bố có Hương liệu (Fragrance) và các chất tổng hợp (Propylene glycol, Cremophor RH40, EDTA...) — không nói câu này với khách.</w:t>
-            </w:r>
-          </w:p>
         </w:tc>
       </w:tr>
       <w:tr>
@@ -16518,21 +16338,6 @@
                 <w:szCs w:val="15"/>
               </w:rPr>
               <w:t xml:space="preserve">vs Sudocrem (60g): Trùng kẽm oxyd. DKX kết hợp kẽm oxyd với thảo dược (rau má, ngải cứu); Sudocrem kết hợp kẽm oxyd với lanolin và lavender.</w:t>
-            </w:r>
-          </w:p>
-          <w:p>
-            <w:pPr>
-              <w:spacing w:after="20" w:before="20"/>
-            </w:pPr>
-            <w:r>
-              <w:rPr>
-                <w:i/>
-                <w:iCs/>
-                <w:color w:val="8A5A00"/>
-                <w:sz w:val="15"/>
-                <w:szCs w:val="15"/>
-              </w:rPr>
-              <w:t xml:space="preserve">⚠ Web DKX ghi "100% thiên nhiên, không hương liệu" nhưng thành phần công bố có Hương liệu (Fragrance) và các chất tổng hợp (Propylene glycol, Cremophor RH40, EDTA...) — không nói câu này với khách.</w:t>
             </w:r>
           </w:p>
         </w:tc>
@@ -18397,21 +18202,6 @@
                 <w:szCs w:val="15"/>
               </w:rPr>
               <w:t xml:space="preserve">vs Sudocrem (60g): Trùng kẽm oxyd. DKX kết hợp kẽm oxyd với thảo dược (rau má, ngải cứu); Sudocrem kết hợp kẽm oxyd với lanolin và lavender.</w:t>
-            </w:r>
-          </w:p>
-          <w:p>
-            <w:pPr>
-              <w:spacing w:after="20" w:before="20"/>
-            </w:pPr>
-            <w:r>
-              <w:rPr>
-                <w:i/>
-                <w:iCs/>
-                <w:color w:val="8A5A00"/>
-                <w:sz w:val="15"/>
-                <w:szCs w:val="15"/>
-              </w:rPr>
-              <w:t xml:space="preserve">⚠ Web DKX ghi "100% thiên nhiên, không hương liệu" nhưng thành phần công bố có Hương liệu (Fragrance) và các chất tổng hợp (Propylene glycol, Cremophor RH40, EDTA...) — không nói câu này với khách.</w:t>
             </w:r>
           </w:p>
         </w:tc>

--- a/7. Hỗ trợ điểm bán/Sellout kit/Theo vấn đề da bé/Sell-out kit theo vấn đề da bé.docx
+++ b/7. Hỗ trợ điểm bán/Sellout kit/Theo vấn đề da bé/Sell-out kit theo vấn đề da bé.docx
@@ -5404,21 +5404,6 @@
               <w:t xml:space="preserve">vs Chicco (cám gạo): Trùng: dầu cám gạo, Vitamin E. Chicco cam kết không cồn, màu, hương liệu, paraben, petroleum, BHT, EDTA — còn DKX có BHT.</w:t>
             </w:r>
           </w:p>
-          <w:p>
-            <w:pPr>
-              <w:spacing w:after="20" w:before="20"/>
-            </w:pPr>
-            <w:r>
-              <w:rPr>
-                <w:i/>
-                <w:iCs/>
-                <w:color w:val="8A5A00"/>
-                <w:sz w:val="15"/>
-                <w:szCs w:val="15"/>
-              </w:rPr>
-              <w:t xml:space="preserve">⚠ DKX có BHT (chất chống oxy hoá tổng hợp) trong khi cả Johnson's và Chicco đều quảng cáo "không chứa BHT" — không chủ động nhắc thành phần này với khách.</w:t>
-            </w:r>
-          </w:p>
         </w:tc>
       </w:tr>
     </w:tbl>
@@ -9582,21 +9567,6 @@
               <w:t xml:space="preserve">vs Chicco (cám gạo): Trùng: dầu cám gạo, Vitamin E. Chicco cam kết không cồn, màu, hương liệu, paraben, petroleum, BHT, EDTA — còn DKX có BHT.</w:t>
             </w:r>
           </w:p>
-          <w:p>
-            <w:pPr>
-              <w:spacing w:after="20" w:before="20"/>
-            </w:pPr>
-            <w:r>
-              <w:rPr>
-                <w:i/>
-                <w:iCs/>
-                <w:color w:val="8A5A00"/>
-                <w:sz w:val="15"/>
-                <w:szCs w:val="15"/>
-              </w:rPr>
-              <w:t xml:space="preserve">⚠ DKX có BHT (chất chống oxy hoá tổng hợp) trong khi cả Johnson's và Chicco đều quảng cáo "không chứa BHT" — không chủ động nhắc thành phần này với khách.</w:t>
-            </w:r>
-          </w:p>
         </w:tc>
       </w:tr>
     </w:tbl>
@@ -11055,21 +11025,6 @@
               <w:t xml:space="preserve">vs Chicco (cám gạo): Trùng: dầu cám gạo, Vitamin E. Chicco cam kết không cồn, màu, hương liệu, paraben, petroleum, BHT, EDTA — còn DKX có BHT.</w:t>
             </w:r>
           </w:p>
-          <w:p>
-            <w:pPr>
-              <w:spacing w:after="20" w:before="20"/>
-            </w:pPr>
-            <w:r>
-              <w:rPr>
-                <w:i/>
-                <w:iCs/>
-                <w:color w:val="8A5A00"/>
-                <w:sz w:val="15"/>
-                <w:szCs w:val="15"/>
-              </w:rPr>
-              <w:t xml:space="preserve">⚠ DKX có BHT (chất chống oxy hoá tổng hợp) trong khi cả Johnson's và Chicco đều quảng cáo "không chứa BHT" — không chủ động nhắc thành phần này với khách.</w:t>
-            </w:r>
-          </w:p>
         </w:tc>
       </w:tr>
       <w:tr>
@@ -12275,21 +12230,6 @@
               <w:t xml:space="preserve">vs Soffell: Không trùng. Soffell công bố hiệu quả 8 giờ nhưng không dùng cho trẻ dưới 4 tuổi; DKX 100% tinh dầu, không hoạt chất hoá học.</w:t>
             </w:r>
           </w:p>
-          <w:p>
-            <w:pPr>
-              <w:spacing w:after="20" w:before="20"/>
-            </w:pPr>
-            <w:r>
-              <w:rPr>
-                <w:i/>
-                <w:iCs/>
-                <w:color w:val="8A5A00"/>
-                <w:sz w:val="15"/>
-                <w:szCs w:val="15"/>
-              </w:rPr>
-              <w:t xml:space="preserve">⚠ DKX công bố hiệu quả chỉ 3 giờ, ngắn hơn Remos (6 giờ) và Soffell (8 giờ) — vì vậy phải xịt lại sau 2–3 giờ như đã ghi ở "Cách dùng", không hứa hiệu quả cả ngày.</w:t>
-            </w:r>
-          </w:p>
         </w:tc>
       </w:tr>
       <w:tr>
@@ -12630,21 +12570,6 @@
                 <w:szCs w:val="15"/>
               </w:rPr>
               <w:t xml:space="preserve">vs Soffell: Không trùng. Soffell công bố hiệu quả 8 giờ nhưng không dùng cho trẻ dưới 4 tuổi; DKX 100% tinh dầu, không hoạt chất hoá học.</w:t>
-            </w:r>
-          </w:p>
-          <w:p>
-            <w:pPr>
-              <w:spacing w:after="20" w:before="20"/>
-            </w:pPr>
-            <w:r>
-              <w:rPr>
-                <w:i/>
-                <w:iCs/>
-                <w:color w:val="8A5A00"/>
-                <w:sz w:val="15"/>
-                <w:szCs w:val="15"/>
-              </w:rPr>
-              <w:t xml:space="preserve">⚠ DKX công bố hiệu quả chỉ 3 giờ, ngắn hơn Remos (6 giờ) và Soffell (8 giờ) — vì vậy phải xịt lại sau 2–3 giờ như đã ghi ở "Cách dùng", không hứa hiệu quả cả ngày.</w:t>
             </w:r>
           </w:p>
         </w:tc>
@@ -14287,21 +14212,6 @@
               <w:t xml:space="preserve">vs Chicco (cám gạo): Trùng: dầu cám gạo, Vitamin E. Chicco cam kết không cồn, màu, hương liệu, paraben, petroleum, BHT, EDTA — còn DKX có BHT.</w:t>
             </w:r>
           </w:p>
-          <w:p>
-            <w:pPr>
-              <w:spacing w:after="20" w:before="20"/>
-            </w:pPr>
-            <w:r>
-              <w:rPr>
-                <w:i/>
-                <w:iCs/>
-                <w:color w:val="8A5A00"/>
-                <w:sz w:val="15"/>
-                <w:szCs w:val="15"/>
-              </w:rPr>
-              <w:t xml:space="preserve">⚠ DKX có BHT (chất chống oxy hoá tổng hợp) trong khi cả Johnson's và Chicco đều quảng cáo "không chứa BHT" — không chủ động nhắc thành phần này với khách.</w:t>
-            </w:r>
-          </w:p>
         </w:tc>
       </w:tr>
       <w:tr>
@@ -14873,21 +14783,6 @@
                 <w:szCs w:val="15"/>
               </w:rPr>
               <w:t xml:space="preserve">vs Chicco (cám gạo): Trùng: dầu cám gạo, Vitamin E. Chicco cam kết không cồn, màu, hương liệu, paraben, petroleum, BHT, EDTA — còn DKX có BHT.</w:t>
-            </w:r>
-          </w:p>
-          <w:p>
-            <w:pPr>
-              <w:spacing w:after="20" w:before="20"/>
-            </w:pPr>
-            <w:r>
-              <w:rPr>
-                <w:i/>
-                <w:iCs/>
-                <w:color w:val="8A5A00"/>
-                <w:sz w:val="15"/>
-                <w:szCs w:val="15"/>
-              </w:rPr>
-              <w:t xml:space="preserve">⚠ DKX có BHT (chất chống oxy hoá tổng hợp) trong khi cả Johnson's và Chicco đều quảng cáo "không chứa BHT" — không chủ động nhắc thành phần này với khách.</w:t>
             </w:r>
           </w:p>
         </w:tc>
@@ -16547,21 +16442,6 @@
               <w:t xml:space="preserve">vs Chicco (cám gạo): Trùng: dầu cám gạo, Vitamin E. Chicco cam kết không cồn, màu, hương liệu, paraben, petroleum, BHT, EDTA — còn DKX có BHT.</w:t>
             </w:r>
           </w:p>
-          <w:p>
-            <w:pPr>
-              <w:spacing w:after="20" w:before="20"/>
-            </w:pPr>
-            <w:r>
-              <w:rPr>
-                <w:i/>
-                <w:iCs/>
-                <w:color w:val="8A5A00"/>
-                <w:sz w:val="15"/>
-                <w:szCs w:val="15"/>
-              </w:rPr>
-              <w:t xml:space="preserve">⚠ DKX có BHT (chất chống oxy hoá tổng hợp) trong khi cả Johnson's và Chicco đều quảng cáo "không chứa BHT" — không chủ động nhắc thành phần này với khách.</w:t>
-            </w:r>
-          </w:p>
         </w:tc>
       </w:tr>
     </w:tbl>
@@ -19058,21 +18938,6 @@
               <w:t xml:space="preserve">vs Gạc răng miệng Dr.Papie (30 gói): Trùng: Xylitol, NaCl, NaHCO3, hẹ. DKX có thêm rau ngót, chè xanh/cúc la mã và acid boric; Dr.Papie công thức đơn giản hơn, chỉ có hẹ là dược liệu chính.</w:t>
             </w:r>
           </w:p>
-          <w:p>
-            <w:pPr>
-              <w:spacing w:after="20" w:before="20"/>
-            </w:pPr>
-            <w:r>
-              <w:rPr>
-                <w:i/>
-                <w:iCs/>
-                <w:color w:val="B3261E"/>
-                <w:sz w:val="15"/>
-                <w:szCs w:val="15"/>
-              </w:rPr>
-              <w:t xml:space="preserve">⚠ CẢNH BÁO AN TOÀN CHƯA XÁC MINH: gạc rơ lưỡi Elemis chứa acid boric. Theo dược thư, không dùng dạng bôi/thuốc mỡ chứa acid boric cho trẻ dưới 2 tuổi. Sản phẩm công bố dùng "từ sơ sinh" và bôi trực tiếp khoang miệng. Chưa có số liệu nồng độ cụ thể nên KHÔNG kết luận an toàn hay nguy hiểm — phải hỏi lại R&amp;D/QA trước khi tư vấn khách. Dr.Papie không có acid boric trong thành phần công bố mà tìm được.</w:t>
-            </w:r>
-          </w:p>
         </w:tc>
       </w:tr>
       <w:tr>
@@ -19292,21 +19157,6 @@
               <w:t xml:space="preserve">vs Gạc răng miệng Dr.Papie (30 gói): Trùng: Xylitol, NaCl, NaHCO3, hẹ. DKX có thêm rau ngót, chè xanh/cúc la mã và acid boric; Dr.Papie công thức đơn giản hơn, chỉ có hẹ là dược liệu chính.</w:t>
             </w:r>
           </w:p>
-          <w:p>
-            <w:pPr>
-              <w:spacing w:after="20" w:before="20"/>
-            </w:pPr>
-            <w:r>
-              <w:rPr>
-                <w:i/>
-                <w:iCs/>
-                <w:color w:val="B3261E"/>
-                <w:sz w:val="15"/>
-                <w:szCs w:val="15"/>
-              </w:rPr>
-              <w:t xml:space="preserve">⚠ CẢNH BÁO AN TOÀN CHƯA XÁC MINH: gạc rơ lưỡi Elemis chứa acid boric. Theo dược thư, không dùng dạng bôi/thuốc mỡ chứa acid boric cho trẻ dưới 2 tuổi. Sản phẩm công bố dùng "từ sơ sinh" và bôi trực tiếp khoang miệng. Chưa có số liệu nồng độ cụ thể nên KHÔNG kết luận an toàn hay nguy hiểm — phải hỏi lại R&amp;D/QA trước khi tư vấn khách. Dr.Papie không có acid boric trong thành phần công bố mà tìm được.</w:t>
-            </w:r>
-          </w:p>
         </w:tc>
       </w:tr>
       <w:tr>
@@ -19637,21 +19487,6 @@
                 <w:szCs w:val="15"/>
               </w:rPr>
               <w:t xml:space="preserve">vs Gạc răng miệng Dr.Papie (30 gói): Trùng: Xylitol, NaCl, NaHCO3, hẹ. DKX có thêm rau ngót, chè xanh/cúc la mã và acid boric; Dr.Papie công thức đơn giản hơn, chỉ có hẹ là dược liệu chính.</w:t>
-            </w:r>
-          </w:p>
-          <w:p>
-            <w:pPr>
-              <w:spacing w:after="20" w:before="20"/>
-            </w:pPr>
-            <w:r>
-              <w:rPr>
-                <w:i/>
-                <w:iCs/>
-                <w:color w:val="B3261E"/>
-                <w:sz w:val="15"/>
-                <w:szCs w:val="15"/>
-              </w:rPr>
-              <w:t xml:space="preserve">⚠ CẢNH BÁO AN TOÀN CHƯA XÁC MINH: gạc rơ lưỡi Elemis chứa acid boric. Theo dược thư, không dùng dạng bôi/thuốc mỡ chứa acid boric cho trẻ dưới 2 tuổi. Sản phẩm công bố dùng "từ sơ sinh" và bôi trực tiếp khoang miệng. Chưa có số liệu nồng độ cụ thể nên KHÔNG kết luận an toàn hay nguy hiểm — phải hỏi lại R&amp;D/QA trước khi tư vấn khách. Dr.Papie không có acid boric trong thành phần công bố mà tìm được.</w:t>
             </w:r>
           </w:p>
         </w:tc>

--- a/7. Hỗ trợ điểm bán/Sellout kit/Theo vấn đề da bé/Sell-out kit theo vấn đề da bé.docx
+++ b/7. Hỗ trợ điểm bán/Sellout kit/Theo vấn đề da bé/Sell-out kit theo vấn đề da bé.docx
@@ -4176,7 +4176,7 @@
                 <w:sz w:val="15"/>
                 <w:szCs w:val="15"/>
               </w:rPr>
-              <w:t xml:space="preserve">vs Dr.Papie (230ml): Trùng: khổ qua, tràm, sả chanh. Dr.Papie theo chuẩn dược liệu Âu, không xà phòng.</w:t>
+              <w:t xml:space="preserve">vs Dr.Papie (230ml): Dr.Papie theo chuẩn dược liệu Âu, không xà phòng.</w:t>
             </w:r>
           </w:p>
           <w:p>
@@ -4188,7 +4188,7 @@
                 <w:sz w:val="15"/>
                 <w:szCs w:val="15"/>
               </w:rPr>
-              <w:t xml:space="preserve">vs Kutieskin (200ml): Trùng gần hết: sài đất, kinh giới, khổ qua, chè xanh, sả, tràm. Kutieskin có thêm Nano Curcumin (hãng công bố kháng viêm mạnh hơn nghệ thường); công bố thêm hăm da, viêm da, lông măng — DKX không công bố các công dụng này.</w:t>
+              <w:t xml:space="preserve">vs Kutieskin (200ml): Kutieskin có thêm Nano Curcumin (hãng công bố kháng viêm mạnh hơn nghệ thường); công bố thêm hăm da, viêm da, lông măng — DKX không công bố các công dụng này.</w:t>
             </w:r>
           </w:p>
         </w:tc>
@@ -4520,7 +4520,7 @@
                 <w:sz w:val="15"/>
                 <w:szCs w:val="15"/>
               </w:rPr>
-              <w:t xml:space="preserve">vs Bepanthen Balm (30g): Không trùng hoạt chất — cơ chế tái tạo da khác nhau. Bepanthen dùng Dexpanthenol chuyên biệt tái tạo da, còn dùng được cho nứt đầu ti mẹ; DKX dùng kẽm oxyd nano kết hợp rau má + ngải cứu.</w:t>
+              <w:t xml:space="preserve">vs Bepanthen Balm (30g): Bepanthen dùng Dexpanthenol chuyên biệt tái tạo da, còn dùng được cho nứt đầu ti mẹ; DKX dùng kẽm oxyd nano kết hợp rau má + ngải cứu.</w:t>
             </w:r>
           </w:p>
           <w:p>
@@ -4532,7 +4532,7 @@
                 <w:sz w:val="15"/>
                 <w:szCs w:val="15"/>
               </w:rPr>
-              <w:t xml:space="preserve">vs Sudocrem (60g): Trùng kẽm oxyd. DKX kết hợp kẽm oxyd với thảo dược (rau má, ngải cứu); Sudocrem kết hợp kẽm oxyd với lanolin và lavender.</w:t>
+              <w:t xml:space="preserve">vs Sudocrem (60g): DKX kết hợp kẽm oxyd với thảo dược (rau má, ngải cứu); Sudocrem kết hợp kẽm oxyd với lanolin và lavender.</w:t>
             </w:r>
           </w:p>
         </w:tc>
@@ -4975,7 +4975,7 @@
                 <w:sz w:val="15"/>
                 <w:szCs w:val="15"/>
               </w:rPr>
-              <w:t xml:space="preserve">vs Bepanthen Balm (30g): Không trùng hoạt chất — cơ chế tái tạo da khác nhau. Bepanthen dùng Dexpanthenol chuyên biệt tái tạo da, còn dùng được cho nứt đầu ti mẹ; DKX dùng kẽm oxyd nano kết hợp rau má + ngải cứu.</w:t>
+              <w:t xml:space="preserve">vs Bepanthen Balm (30g): Bepanthen dùng Dexpanthenol chuyên biệt tái tạo da, còn dùng được cho nứt đầu ti mẹ; DKX dùng kẽm oxyd nano kết hợp rau má + ngải cứu.</w:t>
             </w:r>
           </w:p>
           <w:p>
@@ -4987,7 +4987,7 @@
                 <w:sz w:val="15"/>
                 <w:szCs w:val="15"/>
               </w:rPr>
-              <w:t xml:space="preserve">vs Sudocrem (60g): Trùng kẽm oxyd. DKX kết hợp kẽm oxyd với thảo dược (rau má, ngải cứu); Sudocrem kết hợp kẽm oxyd với lanolin và lavender.</w:t>
+              <w:t xml:space="preserve">vs Sudocrem (60g): DKX kết hợp kẽm oxyd với thảo dược (rau má, ngải cứu); Sudocrem kết hợp kẽm oxyd với lanolin và lavender.</w:t>
             </w:r>
           </w:p>
         </w:tc>
@@ -5182,7 +5182,7 @@
                 <w:sz w:val="15"/>
                 <w:szCs w:val="15"/>
               </w:rPr>
-              <w:t xml:space="preserve">vs Dr.Papie (230ml): Trùng: khổ qua, tràm, sả chanh. Dr.Papie theo chuẩn dược liệu Âu, không xà phòng.</w:t>
+              <w:t xml:space="preserve">vs Dr.Papie (230ml): Dr.Papie theo chuẩn dược liệu Âu, không xà phòng.</w:t>
             </w:r>
           </w:p>
           <w:p>
@@ -5194,7 +5194,7 @@
                 <w:sz w:val="15"/>
                 <w:szCs w:val="15"/>
               </w:rPr>
-              <w:t xml:space="preserve">vs Kutieskin (200ml): Trùng gần hết: sài đất, kinh giới, khổ qua, chè xanh, sả, tràm. Kutieskin có thêm Nano Curcumin (hãng công bố kháng viêm mạnh hơn nghệ thường); công bố thêm hăm da, viêm da, lông măng — DKX không công bố các công dụng này.</w:t>
+              <w:t xml:space="preserve">vs Kutieskin (200ml): Kutieskin có thêm Nano Curcumin (hãng công bố kháng viêm mạnh hơn nghệ thường); công bố thêm hăm da, viêm da, lông măng — DKX không công bố các công dụng này.</w:t>
             </w:r>
           </w:p>
         </w:tc>
@@ -5389,7 +5389,7 @@
                 <w:sz w:val="15"/>
                 <w:szCs w:val="15"/>
               </w:rPr>
-              <w:t xml:space="preserve">vs Johnson's Baby Oil: Không trùng — dầu khoáng khác hẳn dầu thực vật. Johnson's khoá ẩm cao (hãng công bố gấp 10 lần kem dưỡng thường, nhờ dầu khoáng); DKX dùng 3 loại dầu thực vật (cám gạo + hạnh nhân + hạt nho).</w:t>
+              <w:t xml:space="preserve">vs Johnson's Baby Oil: Johnson's khoá ẩm cao (hãng công bố gấp 10 lần kem dưỡng thường, nhờ dầu khoáng); DKX dùng 3 loại dầu thực vật (cám gạo + hạnh nhân + hạt nho).</w:t>
             </w:r>
           </w:p>
           <w:p>
@@ -5401,7 +5401,7 @@
                 <w:sz w:val="15"/>
                 <w:szCs w:val="15"/>
               </w:rPr>
-              <w:t xml:space="preserve">vs Chicco (cám gạo): Trùng: dầu cám gạo, Vitamin E. Chicco cam kết không cồn, màu, hương liệu, paraben, petroleum, BHT, EDTA — còn DKX có BHT.</w:t>
+              <w:t xml:space="preserve">vs Chicco (cám gạo): Chicco cam kết không cồn, màu, hương liệu, paraben, petroleum, BHT, EDTA — còn DKX có BHT.</w:t>
             </w:r>
           </w:p>
         </w:tc>
@@ -6207,7 +6207,7 @@
                 <w:sz w:val="15"/>
                 <w:szCs w:val="15"/>
               </w:rPr>
-              <w:t xml:space="preserve">vs Dr.Papie (230ml): Trùng: khổ qua, tràm, sả chanh. Dr.Papie theo chuẩn dược liệu Âu, không xà phòng.</w:t>
+              <w:t xml:space="preserve">vs Dr.Papie (230ml): Dr.Papie theo chuẩn dược liệu Âu, không xà phòng.</w:t>
             </w:r>
           </w:p>
           <w:p>
@@ -6219,7 +6219,7 @@
                 <w:sz w:val="15"/>
                 <w:szCs w:val="15"/>
               </w:rPr>
-              <w:t xml:space="preserve">vs Kutieskin (200ml): Trùng gần hết: sài đất, kinh giới, khổ qua, chè xanh, sả, tràm. Kutieskin có thêm Nano Curcumin (hãng công bố kháng viêm mạnh hơn nghệ thường); công bố thêm hăm da, viêm da, lông măng — DKX không công bố các công dụng này.</w:t>
+              <w:t xml:space="preserve">vs Kutieskin (200ml): Kutieskin có thêm Nano Curcumin (hãng công bố kháng viêm mạnh hơn nghệ thường); công bố thêm hăm da, viêm da, lông măng — DKX không công bố các công dụng này.</w:t>
             </w:r>
           </w:p>
         </w:tc>
@@ -6551,7 +6551,7 @@
                 <w:sz w:val="15"/>
                 <w:szCs w:val="15"/>
               </w:rPr>
-              <w:t xml:space="preserve">vs Dr.Papie (230ml): Trùng: khổ qua, tràm, sả chanh. Dr.Papie theo chuẩn dược liệu Âu, không xà phòng.</w:t>
+              <w:t xml:space="preserve">vs Dr.Papie (230ml): Dr.Papie theo chuẩn dược liệu Âu, không xà phòng.</w:t>
             </w:r>
           </w:p>
           <w:p>
@@ -6563,7 +6563,7 @@
                 <w:sz w:val="15"/>
                 <w:szCs w:val="15"/>
               </w:rPr>
-              <w:t xml:space="preserve">vs Kutieskin (200ml): Trùng gần hết: sài đất, kinh giới, khổ qua, chè xanh, sả, tràm. Kutieskin có thêm Nano Curcumin (hãng công bố kháng viêm mạnh hơn nghệ thường); công bố thêm hăm da, viêm da, lông măng — DKX không công bố các công dụng này.</w:t>
+              <w:t xml:space="preserve">vs Kutieskin (200ml): Kutieskin có thêm Nano Curcumin (hãng công bố kháng viêm mạnh hơn nghệ thường); công bố thêm hăm da, viêm da, lông măng — DKX không công bố các công dụng này.</w:t>
             </w:r>
           </w:p>
         </w:tc>
@@ -6903,7 +6903,7 @@
                 <w:sz w:val="15"/>
                 <w:szCs w:val="15"/>
               </w:rPr>
-              <w:t xml:space="preserve">vs Dr.Papie (230ml): Trùng: chè xanh. Elemis Gold có hương nhu + kim ngân riêng; Dr.Papie theo chuẩn dược liệu Âu.</w:t>
+              <w:t xml:space="preserve">vs Dr.Papie (230ml): Elemis Gold có hương nhu + kim ngân riêng; Dr.Papie theo chuẩn dược liệu Âu.</w:t>
             </w:r>
           </w:p>
           <w:p>
@@ -6915,7 +6915,7 @@
                 <w:sz w:val="15"/>
                 <w:szCs w:val="15"/>
               </w:rPr>
-              <w:t xml:space="preserve">vs Kutieskin (200ml): Trùng: chè xanh. Kutieskin có Nano Curcumin; công bố thêm hăm da, viêm da, lông măng.</w:t>
+              <w:t xml:space="preserve">vs Kutieskin (200ml): Kutieskin có Nano Curcumin; công bố thêm hăm da, viêm da, lông măng.</w:t>
             </w:r>
           </w:p>
         </w:tc>
@@ -7112,7 +7112,7 @@
                 <w:sz w:val="15"/>
                 <w:szCs w:val="15"/>
               </w:rPr>
-              <w:t xml:space="preserve">vs Bepanthen Balm (30g): Không trùng hoạt chất — cơ chế tái tạo da khác nhau. Bepanthen dùng Dexpanthenol chuyên biệt tái tạo da, còn dùng được cho nứt đầu ti mẹ; DKX dùng kẽm oxyd nano kết hợp rau má + ngải cứu.</w:t>
+              <w:t xml:space="preserve">vs Bepanthen Balm (30g): Bepanthen dùng Dexpanthenol chuyên biệt tái tạo da, còn dùng được cho nứt đầu ti mẹ; DKX dùng kẽm oxyd nano kết hợp rau má + ngải cứu.</w:t>
             </w:r>
           </w:p>
           <w:p>
@@ -7124,7 +7124,7 @@
                 <w:sz w:val="15"/>
                 <w:szCs w:val="15"/>
               </w:rPr>
-              <w:t xml:space="preserve">vs Sudocrem (60g): Trùng kẽm oxyd. DKX kết hợp kẽm oxyd với thảo dược (rau má, ngải cứu); Sudocrem kết hợp kẽm oxyd với lanolin và lavender.</w:t>
+              <w:t xml:space="preserve">vs Sudocrem (60g): DKX kết hợp kẽm oxyd với thảo dược (rau má, ngải cứu); Sudocrem kết hợp kẽm oxyd với lanolin và lavender.</w:t>
             </w:r>
           </w:p>
         </w:tc>
@@ -7454,7 +7454,7 @@
                 <w:sz w:val="15"/>
                 <w:szCs w:val="15"/>
               </w:rPr>
-              <w:t xml:space="preserve">vs Dr.Papie (230ml): Trùng: khổ qua, tràm, sả chanh. Dr.Papie theo chuẩn dược liệu Âu, không xà phòng.</w:t>
+              <w:t xml:space="preserve">vs Dr.Papie (230ml): Dr.Papie theo chuẩn dược liệu Âu, không xà phòng.</w:t>
             </w:r>
           </w:p>
           <w:p>
@@ -7466,7 +7466,7 @@
                 <w:sz w:val="15"/>
                 <w:szCs w:val="15"/>
               </w:rPr>
-              <w:t xml:space="preserve">vs Kutieskin (200ml): Trùng gần hết: sài đất, kinh giới, khổ qua, chè xanh, sả, tràm. Kutieskin có thêm Nano Curcumin (hãng công bố kháng viêm mạnh hơn nghệ thường); công bố thêm hăm da, viêm da, lông măng — DKX không công bố các công dụng này.</w:t>
+              <w:t xml:space="preserve">vs Kutieskin (200ml): Kutieskin có thêm Nano Curcumin (hãng công bố kháng viêm mạnh hơn nghệ thường); công bố thêm hăm da, viêm da, lông măng — DKX không công bố các công dụng này.</w:t>
             </w:r>
           </w:p>
         </w:tc>
@@ -7661,7 +7661,7 @@
                 <w:sz w:val="15"/>
                 <w:szCs w:val="15"/>
               </w:rPr>
-              <w:t xml:space="preserve">vs Bepanthen Balm (30g): Không trùng hoạt chất — cơ chế tái tạo da khác nhau. Bepanthen dùng Dexpanthenol chuyên biệt tái tạo da, còn dùng được cho nứt đầu ti mẹ; DKX dùng kẽm oxyd nano kết hợp rau má + ngải cứu.</w:t>
+              <w:t xml:space="preserve">vs Bepanthen Balm (30g): Bepanthen dùng Dexpanthenol chuyên biệt tái tạo da, còn dùng được cho nứt đầu ti mẹ; DKX dùng kẽm oxyd nano kết hợp rau má + ngải cứu.</w:t>
             </w:r>
           </w:p>
           <w:p>
@@ -7673,7 +7673,7 @@
                 <w:sz w:val="15"/>
                 <w:szCs w:val="15"/>
               </w:rPr>
-              <w:t xml:space="preserve">vs Sudocrem (60g): Trùng kẽm oxyd. DKX kết hợp kẽm oxyd với thảo dược (rau má, ngải cứu); Sudocrem kết hợp kẽm oxyd với lanolin và lavender.</w:t>
+              <w:t xml:space="preserve">vs Sudocrem (60g): DKX kết hợp kẽm oxyd với thảo dược (rau má, ngải cứu); Sudocrem kết hợp kẽm oxyd với lanolin và lavender.</w:t>
             </w:r>
           </w:p>
         </w:tc>
@@ -8546,7 +8546,7 @@
                 <w:sz w:val="15"/>
                 <w:szCs w:val="15"/>
               </w:rPr>
-              <w:t xml:space="preserve">vs Dr.Papie (230ml): Trùng: khổ qua, tràm, sả chanh. Dr.Papie theo chuẩn dược liệu Âu, không xà phòng.</w:t>
+              <w:t xml:space="preserve">vs Dr.Papie (230ml): Dr.Papie theo chuẩn dược liệu Âu, không xà phòng.</w:t>
             </w:r>
           </w:p>
           <w:p>
@@ -8558,7 +8558,7 @@
                 <w:sz w:val="15"/>
                 <w:szCs w:val="15"/>
               </w:rPr>
-              <w:t xml:space="preserve">vs Kutieskin (200ml): Trùng gần hết: sài đất, kinh giới, khổ qua, chè xanh, sả, tràm. Kutieskin có thêm Nano Curcumin (hãng công bố kháng viêm mạnh hơn nghệ thường); công bố thêm hăm da, viêm da, lông măng — DKX không công bố các công dụng này.</w:t>
+              <w:t xml:space="preserve">vs Kutieskin (200ml): Kutieskin có thêm Nano Curcumin (hãng công bố kháng viêm mạnh hơn nghệ thường); công bố thêm hăm da, viêm da, lông măng — DKX không công bố các công dụng này.</w:t>
             </w:r>
           </w:p>
         </w:tc>
@@ -8890,7 +8890,7 @@
                 <w:sz w:val="15"/>
                 <w:szCs w:val="15"/>
               </w:rPr>
-              <w:t xml:space="preserve">vs Bepanthen Balm (30g): Không trùng hoạt chất — cơ chế tái tạo da khác nhau. Bepanthen dùng Dexpanthenol chuyên biệt tái tạo da, còn dùng được cho nứt đầu ti mẹ; DKX dùng kẽm oxyd nano kết hợp rau má + ngải cứu.</w:t>
+              <w:t xml:space="preserve">vs Bepanthen Balm (30g): Bepanthen dùng Dexpanthenol chuyên biệt tái tạo da, còn dùng được cho nứt đầu ti mẹ; DKX dùng kẽm oxyd nano kết hợp rau má + ngải cứu.</w:t>
             </w:r>
           </w:p>
           <w:p>
@@ -8902,7 +8902,7 @@
                 <w:sz w:val="15"/>
                 <w:szCs w:val="15"/>
               </w:rPr>
-              <w:t xml:space="preserve">vs Sudocrem (60g): Trùng kẽm oxyd. DKX kết hợp kẽm oxyd với thảo dược (rau má, ngải cứu); Sudocrem kết hợp kẽm oxyd với lanolin và lavender.</w:t>
+              <w:t xml:space="preserve">vs Sudocrem (60g): DKX kết hợp kẽm oxyd với thảo dược (rau má, ngải cứu); Sudocrem kết hợp kẽm oxyd với lanolin và lavender.</w:t>
             </w:r>
           </w:p>
         </w:tc>
@@ -9345,7 +9345,7 @@
                 <w:sz w:val="15"/>
                 <w:szCs w:val="15"/>
               </w:rPr>
-              <w:t xml:space="preserve">vs Bepanthen Balm (30g): Không trùng hoạt chất — cơ chế tái tạo da khác nhau. Bepanthen dùng Dexpanthenol chuyên biệt tái tạo da, còn dùng được cho nứt đầu ti mẹ; DKX dùng kẽm oxyd nano kết hợp rau má + ngải cứu.</w:t>
+              <w:t xml:space="preserve">vs Bepanthen Balm (30g): Bepanthen dùng Dexpanthenol chuyên biệt tái tạo da, còn dùng được cho nứt đầu ti mẹ; DKX dùng kẽm oxyd nano kết hợp rau má + ngải cứu.</w:t>
             </w:r>
           </w:p>
           <w:p>
@@ -9357,7 +9357,7 @@
                 <w:sz w:val="15"/>
                 <w:szCs w:val="15"/>
               </w:rPr>
-              <w:t xml:space="preserve">vs Sudocrem (60g): Trùng kẽm oxyd. DKX kết hợp kẽm oxyd với thảo dược (rau má, ngải cứu); Sudocrem kết hợp kẽm oxyd với lanolin và lavender.</w:t>
+              <w:t xml:space="preserve">vs Sudocrem (60g): DKX kết hợp kẽm oxyd với thảo dược (rau má, ngải cứu); Sudocrem kết hợp kẽm oxyd với lanolin và lavender.</w:t>
             </w:r>
           </w:p>
         </w:tc>
@@ -9552,7 +9552,7 @@
                 <w:sz w:val="15"/>
                 <w:szCs w:val="15"/>
               </w:rPr>
-              <w:t xml:space="preserve">vs Johnson's Baby Oil: Không trùng — dầu khoáng khác hẳn dầu thực vật. Johnson's khoá ẩm cao (hãng công bố gấp 10 lần kem dưỡng thường, nhờ dầu khoáng); DKX dùng 3 loại dầu thực vật (cám gạo + hạnh nhân + hạt nho).</w:t>
+              <w:t xml:space="preserve">vs Johnson's Baby Oil: Johnson's khoá ẩm cao (hãng công bố gấp 10 lần kem dưỡng thường, nhờ dầu khoáng); DKX dùng 3 loại dầu thực vật (cám gạo + hạnh nhân + hạt nho).</w:t>
             </w:r>
           </w:p>
           <w:p>
@@ -9564,7 +9564,7 @@
                 <w:sz w:val="15"/>
                 <w:szCs w:val="15"/>
               </w:rPr>
-              <w:t xml:space="preserve">vs Chicco (cám gạo): Trùng: dầu cám gạo, Vitamin E. Chicco cam kết không cồn, màu, hương liệu, paraben, petroleum, BHT, EDTA — còn DKX có BHT.</w:t>
+              <w:t xml:space="preserve">vs Chicco (cám gạo): Chicco cam kết không cồn, màu, hương liệu, paraben, petroleum, BHT, EDTA — còn DKX có BHT.</w:t>
             </w:r>
           </w:p>
         </w:tc>
@@ -10322,7 +10322,7 @@
                 <w:sz w:val="15"/>
                 <w:szCs w:val="15"/>
               </w:rPr>
-              <w:t xml:space="preserve">vs Dr.Papie (230ml): Trùng: khổ qua, tràm, sả chanh. Dr.Papie theo chuẩn dược liệu Âu, không xà phòng.</w:t>
+              <w:t xml:space="preserve">vs Dr.Papie (230ml): Dr.Papie theo chuẩn dược liệu Âu, không xà phòng.</w:t>
             </w:r>
           </w:p>
           <w:p>
@@ -10334,7 +10334,7 @@
                 <w:sz w:val="15"/>
                 <w:szCs w:val="15"/>
               </w:rPr>
-              <w:t xml:space="preserve">vs Kutieskin (200ml): Trùng gần hết: sài đất, kinh giới, khổ qua, chè xanh, sả, tràm. Kutieskin có thêm Nano Curcumin (hãng công bố kháng viêm mạnh hơn nghệ thường); công bố thêm hăm da, viêm da, lông măng — DKX không công bố các công dụng này.</w:t>
+              <w:t xml:space="preserve">vs Kutieskin (200ml): Kutieskin có thêm Nano Curcumin (hãng công bố kháng viêm mạnh hơn nghệ thường); công bố thêm hăm da, viêm da, lông măng — DKX không công bố các công dụng này.</w:t>
             </w:r>
           </w:p>
         </w:tc>
@@ -10553,7 +10553,7 @@
                 <w:sz w:val="15"/>
                 <w:szCs w:val="15"/>
               </w:rPr>
-              <w:t xml:space="preserve">vs Bepanthen Balm (30g): Không trùng hoạt chất — cơ chế tái tạo da khác nhau. Bepanthen dùng Dexpanthenol chuyên biệt tái tạo da, còn dùng được cho nứt đầu ti mẹ; DKX dùng kẽm oxyd nano kết hợp rau má + ngải cứu.</w:t>
+              <w:t xml:space="preserve">vs Bepanthen Balm (30g): Bepanthen dùng Dexpanthenol chuyên biệt tái tạo da, còn dùng được cho nứt đầu ti mẹ; DKX dùng kẽm oxyd nano kết hợp rau má + ngải cứu.</w:t>
             </w:r>
           </w:p>
           <w:p>
@@ -10565,7 +10565,7 @@
                 <w:sz w:val="15"/>
                 <w:szCs w:val="15"/>
               </w:rPr>
-              <w:t xml:space="preserve">vs Sudocrem (60g): Trùng kẽm oxyd. DKX kết hợp kẽm oxyd với thảo dược (rau má, ngải cứu); Sudocrem kết hợp kẽm oxyd với lanolin và lavender.</w:t>
+              <w:t xml:space="preserve">vs Sudocrem (60g): DKX kết hợp kẽm oxyd với thảo dược (rau má, ngải cứu); Sudocrem kết hợp kẽm oxyd với lanolin và lavender.</w:t>
             </w:r>
           </w:p>
         </w:tc>
@@ -11010,7 +11010,7 @@
                 <w:sz w:val="15"/>
                 <w:szCs w:val="15"/>
               </w:rPr>
-              <w:t xml:space="preserve">vs Johnson's Baby Oil: Không trùng — dầu khoáng khác hẳn dầu thực vật. Johnson's khoá ẩm cao (hãng công bố gấp 10 lần kem dưỡng thường, nhờ dầu khoáng); DKX dùng 3 loại dầu thực vật (cám gạo + hạnh nhân + hạt nho).</w:t>
+              <w:t xml:space="preserve">vs Johnson's Baby Oil: Johnson's khoá ẩm cao (hãng công bố gấp 10 lần kem dưỡng thường, nhờ dầu khoáng); DKX dùng 3 loại dầu thực vật (cám gạo + hạnh nhân + hạt nho).</w:t>
             </w:r>
           </w:p>
           <w:p>
@@ -11022,7 +11022,7 @@
                 <w:sz w:val="15"/>
                 <w:szCs w:val="15"/>
               </w:rPr>
-              <w:t xml:space="preserve">vs Chicco (cám gạo): Trùng: dầu cám gạo, Vitamin E. Chicco cam kết không cồn, màu, hương liệu, paraben, petroleum, BHT, EDTA — còn DKX có BHT.</w:t>
+              <w:t xml:space="preserve">vs Chicco (cám gạo): Chicco cam kết không cồn, màu, hương liệu, paraben, petroleum, BHT, EDTA — còn DKX có BHT.</w:t>
             </w:r>
           </w:p>
         </w:tc>
@@ -11330,7 +11330,7 @@
                 <w:sz w:val="15"/>
                 <w:szCs w:val="15"/>
               </w:rPr>
-              <w:t xml:space="preserve">vs Bepanthen Balm (30g): Không trùng hoạt chất — cơ chế tái tạo da khác nhau. Bepanthen dùng Dexpanthenol chuyên biệt tái tạo da, còn dùng được cho nứt đầu ti mẹ; DKX dùng kẽm oxyd nano kết hợp rau má + ngải cứu.</w:t>
+              <w:t xml:space="preserve">vs Bepanthen Balm (30g): Bepanthen dùng Dexpanthenol chuyên biệt tái tạo da, còn dùng được cho nứt đầu ti mẹ; DKX dùng kẽm oxyd nano kết hợp rau má + ngải cứu.</w:t>
             </w:r>
           </w:p>
           <w:p>
@@ -11342,7 +11342,7 @@
                 <w:sz w:val="15"/>
                 <w:szCs w:val="15"/>
               </w:rPr>
-              <w:t xml:space="preserve">vs Sudocrem (60g): Trùng kẽm oxyd. DKX kết hợp kẽm oxyd với thảo dược (rau má, ngải cứu); Sudocrem kết hợp kẽm oxyd với lanolin và lavender.</w:t>
+              <w:t xml:space="preserve">vs Sudocrem (60g): DKX kết hợp kẽm oxyd với thảo dược (rau má, ngải cứu); Sudocrem kết hợp kẽm oxyd với lanolin và lavender.</w:t>
             </w:r>
           </w:p>
         </w:tc>
@@ -12215,7 +12215,7 @@
                 <w:sz w:val="15"/>
                 <w:szCs w:val="15"/>
               </w:rPr>
-              <w:t xml:space="preserve">vs Remos Baby Spray (Rohto): Không trùng — hoạt chất tổng hợp (Picaridin, WHO khuyến nghị) khác tinh dầu tự nhiên. Remos công bố hiệu quả 6 giờ, an toàn từ 6 tháng, dùng được cho mẹ bầu/cho con bú.</w:t>
+              <w:t xml:space="preserve">vs Remos Baby Spray (Rohto): Remos công bố hiệu quả 6 giờ, an toàn từ 6 tháng, dùng được cho mẹ bầu/cho con bú.</w:t>
             </w:r>
           </w:p>
           <w:p>
@@ -12227,7 +12227,7 @@
                 <w:sz w:val="15"/>
                 <w:szCs w:val="15"/>
               </w:rPr>
-              <w:t xml:space="preserve">vs Soffell: Không trùng. Soffell công bố hiệu quả 8 giờ nhưng không dùng cho trẻ dưới 4 tuổi; DKX 100% tinh dầu, không hoạt chất hoá học.</w:t>
+              <w:t xml:space="preserve">vs Soffell: Soffell công bố hiệu quả 8 giờ nhưng không dùng cho trẻ dưới 4 tuổi; DKX 100% tinh dầu, không hoạt chất hoá học.</w:t>
             </w:r>
           </w:p>
         </w:tc>
@@ -12557,7 +12557,7 @@
                 <w:sz w:val="15"/>
                 <w:szCs w:val="15"/>
               </w:rPr>
-              <w:t xml:space="preserve">vs Remos Baby Spray (Rohto): Không trùng — hoạt chất tổng hợp (Picaridin, WHO khuyến nghị) khác tinh dầu tự nhiên. Remos công bố hiệu quả 6 giờ, an toàn từ 6 tháng, dùng được cho mẹ bầu/cho con bú.</w:t>
+              <w:t xml:space="preserve">vs Remos Baby Spray (Rohto): Remos công bố hiệu quả 6 giờ, an toàn từ 6 tháng, dùng được cho mẹ bầu/cho con bú.</w:t>
             </w:r>
           </w:p>
           <w:p>
@@ -12569,7 +12569,7 @@
                 <w:sz w:val="15"/>
                 <w:szCs w:val="15"/>
               </w:rPr>
-              <w:t xml:space="preserve">vs Soffell: Không trùng. Soffell công bố hiệu quả 8 giờ nhưng không dùng cho trẻ dưới 4 tuổi; DKX 100% tinh dầu, không hoạt chất hoá học.</w:t>
+              <w:t xml:space="preserve">vs Soffell: Soffell công bố hiệu quả 8 giờ nhưng không dùng cho trẻ dưới 4 tuổi; DKX 100% tinh dầu, không hoạt chất hoá học.</w:t>
             </w:r>
           </w:p>
         </w:tc>
@@ -12766,7 +12766,7 @@
                 <w:sz w:val="15"/>
                 <w:szCs w:val="15"/>
               </w:rPr>
-              <w:t xml:space="preserve">vs Bepanthen Balm (30g): Không trùng hoạt chất — cơ chế tái tạo da khác nhau. Bepanthen dùng Dexpanthenol chuyên biệt tái tạo da, còn dùng được cho nứt đầu ti mẹ; DKX dùng kẽm oxyd nano kết hợp rau má + ngải cứu.</w:t>
+              <w:t xml:space="preserve">vs Bepanthen Balm (30g): Bepanthen dùng Dexpanthenol chuyên biệt tái tạo da, còn dùng được cho nứt đầu ti mẹ; DKX dùng kẽm oxyd nano kết hợp rau má + ngải cứu.</w:t>
             </w:r>
           </w:p>
           <w:p>
@@ -12778,7 +12778,7 @@
                 <w:sz w:val="15"/>
                 <w:szCs w:val="15"/>
               </w:rPr>
-              <w:t xml:space="preserve">vs Sudocrem (60g): Trùng kẽm oxyd. DKX kết hợp kẽm oxyd với thảo dược (rau má, ngải cứu); Sudocrem kết hợp kẽm oxyd với lanolin và lavender.</w:t>
+              <w:t xml:space="preserve">vs Sudocrem (60g): DKX kết hợp kẽm oxyd với thảo dược (rau má, ngải cứu); Sudocrem kết hợp kẽm oxyd với lanolin và lavender.</w:t>
             </w:r>
           </w:p>
         </w:tc>
@@ -13108,7 +13108,7 @@
                 <w:sz w:val="15"/>
                 <w:szCs w:val="15"/>
               </w:rPr>
-              <w:t xml:space="preserve">vs Bepanthen Balm (30g): Không trùng hoạt chất — cơ chế tái tạo da khác nhau. Bepanthen dùng Dexpanthenol chuyên biệt tái tạo da, còn dùng được cho nứt đầu ti mẹ; DKX dùng kẽm oxyd nano kết hợp rau má + ngải cứu.</w:t>
+              <w:t xml:space="preserve">vs Bepanthen Balm (30g): Bepanthen dùng Dexpanthenol chuyên biệt tái tạo da, còn dùng được cho nứt đầu ti mẹ; DKX dùng kẽm oxyd nano kết hợp rau má + ngải cứu.</w:t>
             </w:r>
           </w:p>
           <w:p>
@@ -13120,7 +13120,7 @@
                 <w:sz w:val="15"/>
                 <w:szCs w:val="15"/>
               </w:rPr>
-              <w:t xml:space="preserve">vs Sudocrem (60g): Trùng kẽm oxyd. DKX kết hợp kẽm oxyd với thảo dược (rau má, ngải cứu); Sudocrem kết hợp kẽm oxyd với lanolin và lavender.</w:t>
+              <w:t xml:space="preserve">vs Sudocrem (60g): DKX kết hợp kẽm oxyd với thảo dược (rau má, ngải cứu); Sudocrem kết hợp kẽm oxyd với lanolin và lavender.</w:t>
             </w:r>
           </w:p>
         </w:tc>
@@ -13315,7 +13315,7 @@
                 <w:sz w:val="15"/>
                 <w:szCs w:val="15"/>
               </w:rPr>
-              <w:t xml:space="preserve">vs Dr.Papie (230ml): Trùng: khổ qua, tràm, sả chanh. Dr.Papie theo chuẩn dược liệu Âu, không xà phòng.</w:t>
+              <w:t xml:space="preserve">vs Dr.Papie (230ml): Dr.Papie theo chuẩn dược liệu Âu, không xà phòng.</w:t>
             </w:r>
           </w:p>
           <w:p>
@@ -13327,7 +13327,7 @@
                 <w:sz w:val="15"/>
                 <w:szCs w:val="15"/>
               </w:rPr>
-              <w:t xml:space="preserve">vs Kutieskin (200ml): Trùng gần hết: sài đất, kinh giới, khổ qua, chè xanh, sả, tràm. Kutieskin có thêm Nano Curcumin (hãng công bố kháng viêm mạnh hơn nghệ thường); công bố thêm hăm da, viêm da, lông măng — DKX không công bố các công dụng này.</w:t>
+              <w:t xml:space="preserve">vs Kutieskin (200ml): Kutieskin có thêm Nano Curcumin (hãng công bố kháng viêm mạnh hơn nghệ thường); công bố thêm hăm da, viêm da, lông măng — DKX không công bố các công dụng này.</w:t>
             </w:r>
           </w:p>
         </w:tc>
@@ -14197,7 +14197,7 @@
                 <w:sz w:val="15"/>
                 <w:szCs w:val="15"/>
               </w:rPr>
-              <w:t xml:space="preserve">vs Johnson's Baby Oil: Không trùng — dầu khoáng khác hẳn dầu thực vật. Johnson's khoá ẩm cao (hãng công bố gấp 10 lần kem dưỡng thường, nhờ dầu khoáng); DKX dùng 3 loại dầu thực vật (cám gạo + hạnh nhân + hạt nho).</w:t>
+              <w:t xml:space="preserve">vs Johnson's Baby Oil: Johnson's khoá ẩm cao (hãng công bố gấp 10 lần kem dưỡng thường, nhờ dầu khoáng); DKX dùng 3 loại dầu thực vật (cám gạo + hạnh nhân + hạt nho).</w:t>
             </w:r>
           </w:p>
           <w:p>
@@ -14209,7 +14209,7 @@
                 <w:sz w:val="15"/>
                 <w:szCs w:val="15"/>
               </w:rPr>
-              <w:t xml:space="preserve">vs Chicco (cám gạo): Trùng: dầu cám gạo, Vitamin E. Chicco cam kết không cồn, màu, hương liệu, paraben, petroleum, BHT, EDTA — còn DKX có BHT.</w:t>
+              <w:t xml:space="preserve">vs Chicco (cám gạo): Chicco cam kết không cồn, màu, hương liệu, paraben, petroleum, BHT, EDTA — còn DKX có BHT.</w:t>
             </w:r>
           </w:p>
         </w:tc>
@@ -14428,7 +14428,7 @@
                 <w:sz w:val="15"/>
                 <w:szCs w:val="15"/>
               </w:rPr>
-              <w:t xml:space="preserve">vs Dr.Papie (230ml): Trùng: khổ qua, tràm, sả chanh. Dr.Papie theo chuẩn dược liệu Âu, không xà phòng.</w:t>
+              <w:t xml:space="preserve">vs Dr.Papie (230ml): Dr.Papie theo chuẩn dược liệu Âu, không xà phòng.</w:t>
             </w:r>
           </w:p>
           <w:p>
@@ -14440,7 +14440,7 @@
                 <w:sz w:val="15"/>
                 <w:szCs w:val="15"/>
               </w:rPr>
-              <w:t xml:space="preserve">vs Kutieskin (200ml): Trùng gần hết: sài đất, kinh giới, khổ qua, chè xanh, sả, tràm. Kutieskin có thêm Nano Curcumin (hãng công bố kháng viêm mạnh hơn nghệ thường); công bố thêm hăm da, viêm da, lông măng — DKX không công bố các công dụng này.</w:t>
+              <w:t xml:space="preserve">vs Kutieskin (200ml): Kutieskin có thêm Nano Curcumin (hãng công bố kháng viêm mạnh hơn nghệ thường); công bố thêm hăm da, viêm da, lông măng — DKX không công bố các công dụng này.</w:t>
             </w:r>
           </w:p>
         </w:tc>
@@ -14770,7 +14770,7 @@
                 <w:sz w:val="15"/>
                 <w:szCs w:val="15"/>
               </w:rPr>
-              <w:t xml:space="preserve">vs Johnson's Baby Oil: Không trùng — dầu khoáng khác hẳn dầu thực vật. Johnson's khoá ẩm cao (hãng công bố gấp 10 lần kem dưỡng thường, nhờ dầu khoáng); DKX dùng 3 loại dầu thực vật (cám gạo + hạnh nhân + hạt nho).</w:t>
+              <w:t xml:space="preserve">vs Johnson's Baby Oil: Johnson's khoá ẩm cao (hãng công bố gấp 10 lần kem dưỡng thường, nhờ dầu khoáng); DKX dùng 3 loại dầu thực vật (cám gạo + hạnh nhân + hạt nho).</w:t>
             </w:r>
           </w:p>
           <w:p>
@@ -14782,7 +14782,7 @@
                 <w:sz w:val="15"/>
                 <w:szCs w:val="15"/>
               </w:rPr>
-              <w:t xml:space="preserve">vs Chicco (cám gạo): Trùng: dầu cám gạo, Vitamin E. Chicco cam kết không cồn, màu, hương liệu, paraben, petroleum, BHT, EDTA — còn DKX có BHT.</w:t>
+              <w:t xml:space="preserve">vs Chicco (cám gạo): Chicco cam kết không cồn, màu, hương liệu, paraben, petroleum, BHT, EDTA — còn DKX có BHT.</w:t>
             </w:r>
           </w:p>
         </w:tc>
@@ -14977,7 +14977,7 @@
                 <w:sz w:val="15"/>
                 <w:szCs w:val="15"/>
               </w:rPr>
-              <w:t xml:space="preserve">vs Dr.Papie (230ml): Trùng: khổ qua, tràm, sả chanh. Dr.Papie theo chuẩn dược liệu Âu, không xà phòng.</w:t>
+              <w:t xml:space="preserve">vs Dr.Papie (230ml): Dr.Papie theo chuẩn dược liệu Âu, không xà phòng.</w:t>
             </w:r>
           </w:p>
           <w:p>
@@ -14989,7 +14989,7 @@
                 <w:sz w:val="15"/>
                 <w:szCs w:val="15"/>
               </w:rPr>
-              <w:t xml:space="preserve">vs Kutieskin (200ml): Trùng gần hết: sài đất, kinh giới, khổ qua, chè xanh, sả, tràm. Kutieskin có thêm Nano Curcumin (hãng công bố kháng viêm mạnh hơn nghệ thường); công bố thêm hăm da, viêm da, lông măng — DKX không công bố các công dụng này.</w:t>
+              <w:t xml:space="preserve">vs Kutieskin (200ml): Kutieskin có thêm Nano Curcumin (hãng công bố kháng viêm mạnh hơn nghệ thường); công bố thêm hăm da, viêm da, lông măng — DKX không công bố các công dụng này.</w:t>
             </w:r>
           </w:p>
         </w:tc>
@@ -15747,7 +15747,7 @@
                 <w:sz w:val="15"/>
                 <w:szCs w:val="15"/>
               </w:rPr>
-              <w:t xml:space="preserve">vs Dr.Papie (230ml): Trùng: khổ qua, tràm, sả chanh. Dr.Papie theo chuẩn dược liệu Âu, không xà phòng.</w:t>
+              <w:t xml:space="preserve">vs Dr.Papie (230ml): Dr.Papie theo chuẩn dược liệu Âu, không xà phòng.</w:t>
             </w:r>
           </w:p>
           <w:p>
@@ -15759,7 +15759,7 @@
                 <w:sz w:val="15"/>
                 <w:szCs w:val="15"/>
               </w:rPr>
-              <w:t xml:space="preserve">vs Kutieskin (200ml): Trùng gần hết: sài đất, kinh giới, khổ qua, chè xanh, sả, tràm. Kutieskin có thêm Nano Curcumin (hãng công bố kháng viêm mạnh hơn nghệ thường); công bố thêm hăm da, viêm da, lông măng — DKX không công bố các công dụng này.</w:t>
+              <w:t xml:space="preserve">vs Kutieskin (200ml): Kutieskin có thêm Nano Curcumin (hãng công bố kháng viêm mạnh hơn nghệ thường); công bố thêm hăm da, viêm da, lông măng — DKX không công bố các công dụng này.</w:t>
             </w:r>
           </w:p>
         </w:tc>
@@ -15991,7 +15991,7 @@
                 <w:sz w:val="15"/>
                 <w:szCs w:val="15"/>
               </w:rPr>
-              <w:t xml:space="preserve">vs Bepanthen Balm (30g): Không trùng hoạt chất — cơ chế tái tạo da khác nhau. Bepanthen dùng Dexpanthenol chuyên biệt tái tạo da, còn dùng được cho nứt đầu ti mẹ; DKX dùng kẽm oxyd nano kết hợp rau má + ngải cứu.</w:t>
+              <w:t xml:space="preserve">vs Bepanthen Balm (30g): Bepanthen dùng Dexpanthenol chuyên biệt tái tạo da, còn dùng được cho nứt đầu ti mẹ; DKX dùng kẽm oxyd nano kết hợp rau má + ngải cứu.</w:t>
             </w:r>
           </w:p>
           <w:p>
@@ -16003,7 +16003,7 @@
                 <w:sz w:val="15"/>
                 <w:szCs w:val="15"/>
               </w:rPr>
-              <w:t xml:space="preserve">vs Sudocrem (60g): Trùng kẽm oxyd. DKX kết hợp kẽm oxyd với thảo dược (rau má, ngải cứu); Sudocrem kết hợp kẽm oxyd với lanolin và lavender.</w:t>
+              <w:t xml:space="preserve">vs Sudocrem (60g): DKX kết hợp kẽm oxyd với thảo dược (rau má, ngải cứu); Sudocrem kết hợp kẽm oxyd với lanolin và lavender.</w:t>
             </w:r>
           </w:p>
         </w:tc>
@@ -16220,7 +16220,7 @@
                 <w:sz w:val="15"/>
                 <w:szCs w:val="15"/>
               </w:rPr>
-              <w:t xml:space="preserve">vs Bepanthen Balm (30g): Không trùng hoạt chất — cơ chế tái tạo da khác nhau. Bepanthen dùng Dexpanthenol chuyên biệt tái tạo da, còn dùng được cho nứt đầu ti mẹ; DKX dùng kẽm oxyd nano kết hợp rau má + ngải cứu.</w:t>
+              <w:t xml:space="preserve">vs Bepanthen Balm (30g): Bepanthen dùng Dexpanthenol chuyên biệt tái tạo da, còn dùng được cho nứt đầu ti mẹ; DKX dùng kẽm oxyd nano kết hợp rau má + ngải cứu.</w:t>
             </w:r>
           </w:p>
           <w:p>
@@ -16232,7 +16232,7 @@
                 <w:sz w:val="15"/>
                 <w:szCs w:val="15"/>
               </w:rPr>
-              <w:t xml:space="preserve">vs Sudocrem (60g): Trùng kẽm oxyd. DKX kết hợp kẽm oxyd với thảo dược (rau má, ngải cứu); Sudocrem kết hợp kẽm oxyd với lanolin và lavender.</w:t>
+              <w:t xml:space="preserve">vs Sudocrem (60g): DKX kết hợp kẽm oxyd với thảo dược (rau má, ngải cứu); Sudocrem kết hợp kẽm oxyd với lanolin và lavender.</w:t>
             </w:r>
           </w:p>
         </w:tc>
@@ -16427,7 +16427,7 @@
                 <w:sz w:val="15"/>
                 <w:szCs w:val="15"/>
               </w:rPr>
-              <w:t xml:space="preserve">vs Johnson's Baby Oil: Không trùng — dầu khoáng khác hẳn dầu thực vật. Johnson's khoá ẩm cao (hãng công bố gấp 10 lần kem dưỡng thường, nhờ dầu khoáng); DKX dùng 3 loại dầu thực vật (cám gạo + hạnh nhân + hạt nho).</w:t>
+              <w:t xml:space="preserve">vs Johnson's Baby Oil: Johnson's khoá ẩm cao (hãng công bố gấp 10 lần kem dưỡng thường, nhờ dầu khoáng); DKX dùng 3 loại dầu thực vật (cám gạo + hạnh nhân + hạt nho).</w:t>
             </w:r>
           </w:p>
           <w:p>
@@ -16439,7 +16439,7 @@
                 <w:sz w:val="15"/>
                 <w:szCs w:val="15"/>
               </w:rPr>
-              <w:t xml:space="preserve">vs Chicco (cám gạo): Trùng: dầu cám gạo, Vitamin E. Chicco cam kết không cồn, màu, hương liệu, paraben, petroleum, BHT, EDTA — còn DKX có BHT.</w:t>
+              <w:t xml:space="preserve">vs Chicco (cám gạo): Chicco cam kết không cồn, màu, hương liệu, paraben, petroleum, BHT, EDTA — còn DKX có BHT.</w:t>
             </w:r>
           </w:p>
         </w:tc>
@@ -17328,7 +17328,7 @@
                 <w:sz w:val="15"/>
                 <w:szCs w:val="15"/>
               </w:rPr>
-              <w:t xml:space="preserve">vs Chicco 0M+ — Ý (250ml): Trùng: trà xanh, cúc la mã. Chicco đạt chuẩn EU (EC) 1223/2009, không SLS/SLES/BHT/EDTA; DKX có Aquaxyl (công nghệ dưỡng ẩm sinh học) mà Chicco không có.</w:t>
+              <w:t xml:space="preserve">vs Chicco 0M+ — Ý (250ml): Chicco đạt chuẩn EU (EC) 1223/2009, không SLS/SLES/BHT/EDTA; DKX có Aquaxyl (công nghệ dưỡng ẩm sinh học) mà Chicco không có.</w:t>
             </w:r>
           </w:p>
         </w:tc>
@@ -17657,7 +17657,7 @@
                 <w:sz w:val="15"/>
                 <w:szCs w:val="15"/>
               </w:rPr>
-              <w:t xml:space="preserve">vs Chicco 0M+ — Ý (250ml): Trùng: trà xanh, cúc la mã. Chicco đạt chuẩn EU (EC) 1223/2009, không SLS/SLES/BHT/EDTA; DKX có Aquaxyl (công nghệ dưỡng ẩm sinh học) mà Chicco không có.</w:t>
+              <w:t xml:space="preserve">vs Chicco 0M+ — Ý (250ml): Chicco đạt chuẩn EU (EC) 1223/2009, không SLS/SLES/BHT/EDTA; DKX có Aquaxyl (công nghệ dưỡng ẩm sinh học) mà Chicco không có.</w:t>
             </w:r>
           </w:p>
         </w:tc>
@@ -17874,7 +17874,7 @@
                 <w:sz w:val="15"/>
                 <w:szCs w:val="15"/>
               </w:rPr>
-              <w:t xml:space="preserve">vs Chicco 0M+ — Ý (250ml): Trùng: trà xanh, cúc la mã. Chicco đạt chuẩn EU (EC) 1223/2009, không SLS/SLES/BHT/EDTA; DKX có Aquaxyl (công nghệ dưỡng ẩm sinh học) mà Chicco không có.</w:t>
+              <w:t xml:space="preserve">vs Chicco 0M+ — Ý (250ml): Chicco đạt chuẩn EU (EC) 1223/2009, không SLS/SLES/BHT/EDTA; DKX có Aquaxyl (công nghệ dưỡng ẩm sinh học) mà Chicco không có.</w:t>
             </w:r>
           </w:p>
         </w:tc>
@@ -18069,7 +18069,7 @@
                 <w:sz w:val="15"/>
                 <w:szCs w:val="15"/>
               </w:rPr>
-              <w:t xml:space="preserve">vs Bepanthen Balm (30g): Không trùng hoạt chất — cơ chế tái tạo da khác nhau. Bepanthen dùng Dexpanthenol chuyên biệt tái tạo da, còn dùng được cho nứt đầu ti mẹ; DKX dùng kẽm oxyd nano kết hợp rau má + ngải cứu.</w:t>
+              <w:t xml:space="preserve">vs Bepanthen Balm (30g): Bepanthen dùng Dexpanthenol chuyên biệt tái tạo da, còn dùng được cho nứt đầu ti mẹ; DKX dùng kẽm oxyd nano kết hợp rau má + ngải cứu.</w:t>
             </w:r>
           </w:p>
           <w:p>
@@ -18081,7 +18081,7 @@
                 <w:sz w:val="15"/>
                 <w:szCs w:val="15"/>
               </w:rPr>
-              <w:t xml:space="preserve">vs Sudocrem (60g): Trùng kẽm oxyd. DKX kết hợp kẽm oxyd với thảo dược (rau má, ngải cứu); Sudocrem kết hợp kẽm oxyd với lanolin và lavender.</w:t>
+              <w:t xml:space="preserve">vs Sudocrem (60g): DKX kết hợp kẽm oxyd với thảo dược (rau má, ngải cứu); Sudocrem kết hợp kẽm oxyd với lanolin và lavender.</w:t>
             </w:r>
           </w:p>
         </w:tc>
@@ -18935,7 +18935,7 @@
                 <w:sz w:val="15"/>
                 <w:szCs w:val="15"/>
               </w:rPr>
-              <w:t xml:space="preserve">vs Gạc răng miệng Dr.Papie (30 gói): Trùng: Xylitol, NaCl, NaHCO3, hẹ. DKX có thêm rau ngót, chè xanh/cúc la mã và acid boric; Dr.Papie công thức đơn giản hơn, chỉ có hẹ là dược liệu chính.</w:t>
+              <w:t xml:space="preserve">vs Gạc răng miệng Dr.Papie (30 gói): DKX có thêm rau ngót, chè xanh/cúc la mã và acid boric; Dr.Papie công thức đơn giản hơn, chỉ có hẹ là dược liệu chính.</w:t>
             </w:r>
           </w:p>
         </w:tc>
@@ -19154,7 +19154,7 @@
                 <w:sz w:val="15"/>
                 <w:szCs w:val="15"/>
               </w:rPr>
-              <w:t xml:space="preserve">vs Gạc răng miệng Dr.Papie (30 gói): Trùng: Xylitol, NaCl, NaHCO3, hẹ. DKX có thêm rau ngót, chè xanh/cúc la mã và acid boric; Dr.Papie công thức đơn giản hơn, chỉ có hẹ là dược liệu chính.</w:t>
+              <w:t xml:space="preserve">vs Gạc răng miệng Dr.Papie (30 gói): DKX có thêm rau ngót, chè xanh/cúc la mã và acid boric; Dr.Papie công thức đơn giản hơn, chỉ có hẹ là dược liệu chính.</w:t>
             </w:r>
           </w:p>
         </w:tc>
@@ -19486,7 +19486,7 @@
                 <w:sz w:val="15"/>
                 <w:szCs w:val="15"/>
               </w:rPr>
-              <w:t xml:space="preserve">vs Gạc răng miệng Dr.Papie (30 gói): Trùng: Xylitol, NaCl, NaHCO3, hẹ. DKX có thêm rau ngót, chè xanh/cúc la mã và acid boric; Dr.Papie công thức đơn giản hơn, chỉ có hẹ là dược liệu chính.</w:t>
+              <w:t xml:space="preserve">vs Gạc răng miệng Dr.Papie (30 gói): DKX có thêm rau ngót, chè xanh/cúc la mã và acid boric; Dr.Papie công thức đơn giản hơn, chỉ có hẹ là dược liệu chính.</w:t>
             </w:r>
           </w:p>
         </w:tc>

--- a/7. Hỗ trợ điểm bán/Sellout kit/Theo vấn đề da bé/Sell-out kit theo vấn đề da bé.docx
+++ b/7. Hỗ trợ điểm bán/Sellout kit/Theo vấn đề da bé/Sell-out kit theo vấn đề da bé.docx
@@ -4176,7 +4176,7 @@
                 <w:sz w:val="15"/>
                 <w:szCs w:val="15"/>
               </w:rPr>
-              <w:t xml:space="preserve">vs Dr.Papie (230ml): Dr.Papie theo chuẩn dược liệu Âu, không xà phòng.</w:t>
+              <w:t xml:space="preserve">vs Dr.Papie (230ml): DKX có thêm dịch chiết chanh và tinh dầu mùi.</w:t>
             </w:r>
           </w:p>
           <w:p>
@@ -4188,7 +4188,7 @@
                 <w:sz w:val="15"/>
                 <w:szCs w:val="15"/>
               </w:rPr>
-              <w:t xml:space="preserve">vs Kutieskin (200ml): Kutieskin có thêm Nano Curcumin (hãng công bố kháng viêm mạnh hơn nghệ thường); công bố thêm hăm da, viêm da, lông măng — DKX không công bố các công dụng này.</w:t>
+              <w:t xml:space="preserve">vs Kutieskin (200ml): DKX có thêm dịch chiết chanh và tinh dầu mùi.</w:t>
             </w:r>
           </w:p>
         </w:tc>
@@ -4520,7 +4520,7 @@
                 <w:sz w:val="15"/>
                 <w:szCs w:val="15"/>
               </w:rPr>
-              <w:t xml:space="preserve">vs Bepanthen Balm (30g): Bepanthen dùng Dexpanthenol chuyên biệt tái tạo da, còn dùng được cho nứt đầu ti mẹ; DKX dùng kẽm oxyd nano kết hợp rau má + ngải cứu.</w:t>
+              <w:t xml:space="preserve">vs Bepanthen Balm (30g): DKX dùng kẽm oxyd nano kết hợp rau má + ngải cứu.</w:t>
             </w:r>
           </w:p>
           <w:p>
@@ -4532,7 +4532,7 @@
                 <w:sz w:val="15"/>
                 <w:szCs w:val="15"/>
               </w:rPr>
-              <w:t xml:space="preserve">vs Sudocrem (60g): DKX kết hợp kẽm oxyd với thảo dược (rau má, ngải cứu); Sudocrem kết hợp kẽm oxyd với lanolin và lavender.</w:t>
+              <w:t xml:space="preserve">vs Sudocrem (60g): DKX kết hợp kẽm oxyd với thảo dược (rau má, ngải cứu).</w:t>
             </w:r>
           </w:p>
         </w:tc>
@@ -4975,7 +4975,7 @@
                 <w:sz w:val="15"/>
                 <w:szCs w:val="15"/>
               </w:rPr>
-              <w:t xml:space="preserve">vs Bepanthen Balm (30g): Bepanthen dùng Dexpanthenol chuyên biệt tái tạo da, còn dùng được cho nứt đầu ti mẹ; DKX dùng kẽm oxyd nano kết hợp rau má + ngải cứu.</w:t>
+              <w:t xml:space="preserve">vs Bepanthen Balm (30g): DKX dùng kẽm oxyd nano kết hợp rau má + ngải cứu.</w:t>
             </w:r>
           </w:p>
           <w:p>
@@ -4987,7 +4987,7 @@
                 <w:sz w:val="15"/>
                 <w:szCs w:val="15"/>
               </w:rPr>
-              <w:t xml:space="preserve">vs Sudocrem (60g): DKX kết hợp kẽm oxyd với thảo dược (rau má, ngải cứu); Sudocrem kết hợp kẽm oxyd với lanolin và lavender.</w:t>
+              <w:t xml:space="preserve">vs Sudocrem (60g): DKX kết hợp kẽm oxyd với thảo dược (rau má, ngải cứu).</w:t>
             </w:r>
           </w:p>
         </w:tc>
@@ -5182,7 +5182,7 @@
                 <w:sz w:val="15"/>
                 <w:szCs w:val="15"/>
               </w:rPr>
-              <w:t xml:space="preserve">vs Dr.Papie (230ml): Dr.Papie theo chuẩn dược liệu Âu, không xà phòng.</w:t>
+              <w:t xml:space="preserve">vs Dr.Papie (230ml): DKX có thêm dịch chiết chanh và tinh dầu mùi.</w:t>
             </w:r>
           </w:p>
           <w:p>
@@ -5194,7 +5194,7 @@
                 <w:sz w:val="15"/>
                 <w:szCs w:val="15"/>
               </w:rPr>
-              <w:t xml:space="preserve">vs Kutieskin (200ml): Kutieskin có thêm Nano Curcumin (hãng công bố kháng viêm mạnh hơn nghệ thường); công bố thêm hăm da, viêm da, lông măng — DKX không công bố các công dụng này.</w:t>
+              <w:t xml:space="preserve">vs Kutieskin (200ml): DKX có thêm dịch chiết chanh và tinh dầu mùi.</w:t>
             </w:r>
           </w:p>
         </w:tc>
@@ -5389,7 +5389,7 @@
                 <w:sz w:val="15"/>
                 <w:szCs w:val="15"/>
               </w:rPr>
-              <w:t xml:space="preserve">vs Johnson's Baby Oil: Johnson's khoá ẩm cao (hãng công bố gấp 10 lần kem dưỡng thường, nhờ dầu khoáng); DKX dùng 3 loại dầu thực vật (cám gạo + hạnh nhân + hạt nho).</w:t>
+              <w:t xml:space="preserve">vs Johnson's Baby Oil: DKX dùng 3 loại dầu thực vật kết hợp (cám gạo + hạnh nhân + hạt nho).</w:t>
             </w:r>
           </w:p>
           <w:p>
@@ -5401,7 +5401,7 @@
                 <w:sz w:val="15"/>
                 <w:szCs w:val="15"/>
               </w:rPr>
-              <w:t xml:space="preserve">vs Chicco (cám gạo): Chicco cam kết không cồn, màu, hương liệu, paraben, petroleum, BHT, EDTA — còn DKX có BHT.</w:t>
+              <w:t xml:space="preserve">vs Chicco (cám gạo): DKX dùng 3 loại dầu thực vật kết hợp (cám gạo + hạnh nhân + hạt nho), không chỉ cám gạo đơn lẻ.</w:t>
             </w:r>
           </w:p>
         </w:tc>
@@ -6207,7 +6207,7 @@
                 <w:sz w:val="15"/>
                 <w:szCs w:val="15"/>
               </w:rPr>
-              <w:t xml:space="preserve">vs Dr.Papie (230ml): Dr.Papie theo chuẩn dược liệu Âu, không xà phòng.</w:t>
+              <w:t xml:space="preserve">vs Dr.Papie (230ml): DKX có thêm dịch chiết chanh và tinh dầu mùi.</w:t>
             </w:r>
           </w:p>
           <w:p>
@@ -6219,7 +6219,7 @@
                 <w:sz w:val="15"/>
                 <w:szCs w:val="15"/>
               </w:rPr>
-              <w:t xml:space="preserve">vs Kutieskin (200ml): Kutieskin có thêm Nano Curcumin (hãng công bố kháng viêm mạnh hơn nghệ thường); công bố thêm hăm da, viêm da, lông măng — DKX không công bố các công dụng này.</w:t>
+              <w:t xml:space="preserve">vs Kutieskin (200ml): DKX có thêm dịch chiết chanh và tinh dầu mùi.</w:t>
             </w:r>
           </w:p>
         </w:tc>
@@ -6551,7 +6551,7 @@
                 <w:sz w:val="15"/>
                 <w:szCs w:val="15"/>
               </w:rPr>
-              <w:t xml:space="preserve">vs Dr.Papie (230ml): Dr.Papie theo chuẩn dược liệu Âu, không xà phòng.</w:t>
+              <w:t xml:space="preserve">vs Dr.Papie (230ml): DKX có thêm dịch chiết chanh và tinh dầu mùi.</w:t>
             </w:r>
           </w:p>
           <w:p>
@@ -6563,7 +6563,7 @@
                 <w:sz w:val="15"/>
                 <w:szCs w:val="15"/>
               </w:rPr>
-              <w:t xml:space="preserve">vs Kutieskin (200ml): Kutieskin có thêm Nano Curcumin (hãng công bố kháng viêm mạnh hơn nghệ thường); công bố thêm hăm da, viêm da, lông măng — DKX không công bố các công dụng này.</w:t>
+              <w:t xml:space="preserve">vs Kutieskin (200ml): DKX có thêm dịch chiết chanh và tinh dầu mùi.</w:t>
             </w:r>
           </w:p>
         </w:tc>
@@ -6903,7 +6903,7 @@
                 <w:sz w:val="15"/>
                 <w:szCs w:val="15"/>
               </w:rPr>
-              <w:t xml:space="preserve">vs Dr.Papie (230ml): Elemis Gold có hương nhu + kim ngân riêng; Dr.Papie theo chuẩn dược liệu Âu.</w:t>
+              <w:t xml:space="preserve">vs Dr.Papie (230ml): DKX có thêm hương nhu và kim ngân.</w:t>
             </w:r>
           </w:p>
           <w:p>
@@ -6915,7 +6915,7 @@
                 <w:sz w:val="15"/>
                 <w:szCs w:val="15"/>
               </w:rPr>
-              <w:t xml:space="preserve">vs Kutieskin (200ml): Kutieskin có Nano Curcumin; công bố thêm hăm da, viêm da, lông măng.</w:t>
+              <w:t xml:space="preserve">vs Kutieskin (200ml): DKX có thêm hương nhu và kim ngân.</w:t>
             </w:r>
           </w:p>
         </w:tc>
@@ -7112,7 +7112,7 @@
                 <w:sz w:val="15"/>
                 <w:szCs w:val="15"/>
               </w:rPr>
-              <w:t xml:space="preserve">vs Bepanthen Balm (30g): Bepanthen dùng Dexpanthenol chuyên biệt tái tạo da, còn dùng được cho nứt đầu ti mẹ; DKX dùng kẽm oxyd nano kết hợp rau má + ngải cứu.</w:t>
+              <w:t xml:space="preserve">vs Bepanthen Balm (30g): DKX dùng kẽm oxyd nano kết hợp rau má + ngải cứu.</w:t>
             </w:r>
           </w:p>
           <w:p>
@@ -7124,7 +7124,7 @@
                 <w:sz w:val="15"/>
                 <w:szCs w:val="15"/>
               </w:rPr>
-              <w:t xml:space="preserve">vs Sudocrem (60g): DKX kết hợp kẽm oxyd với thảo dược (rau má, ngải cứu); Sudocrem kết hợp kẽm oxyd với lanolin và lavender.</w:t>
+              <w:t xml:space="preserve">vs Sudocrem (60g): DKX kết hợp kẽm oxyd với thảo dược (rau má, ngải cứu).</w:t>
             </w:r>
           </w:p>
         </w:tc>
@@ -7454,7 +7454,7 @@
                 <w:sz w:val="15"/>
                 <w:szCs w:val="15"/>
               </w:rPr>
-              <w:t xml:space="preserve">vs Dr.Papie (230ml): Dr.Papie theo chuẩn dược liệu Âu, không xà phòng.</w:t>
+              <w:t xml:space="preserve">vs Dr.Papie (230ml): DKX có thêm dịch chiết chanh và tinh dầu mùi.</w:t>
             </w:r>
           </w:p>
           <w:p>
@@ -7466,7 +7466,7 @@
                 <w:sz w:val="15"/>
                 <w:szCs w:val="15"/>
               </w:rPr>
-              <w:t xml:space="preserve">vs Kutieskin (200ml): Kutieskin có thêm Nano Curcumin (hãng công bố kháng viêm mạnh hơn nghệ thường); công bố thêm hăm da, viêm da, lông măng — DKX không công bố các công dụng này.</w:t>
+              <w:t xml:space="preserve">vs Kutieskin (200ml): DKX có thêm dịch chiết chanh và tinh dầu mùi.</w:t>
             </w:r>
           </w:p>
         </w:tc>
@@ -7661,7 +7661,7 @@
                 <w:sz w:val="15"/>
                 <w:szCs w:val="15"/>
               </w:rPr>
-              <w:t xml:space="preserve">vs Bepanthen Balm (30g): Bepanthen dùng Dexpanthenol chuyên biệt tái tạo da, còn dùng được cho nứt đầu ti mẹ; DKX dùng kẽm oxyd nano kết hợp rau má + ngải cứu.</w:t>
+              <w:t xml:space="preserve">vs Bepanthen Balm (30g): DKX dùng kẽm oxyd nano kết hợp rau má + ngải cứu.</w:t>
             </w:r>
           </w:p>
           <w:p>
@@ -7673,7 +7673,7 @@
                 <w:sz w:val="15"/>
                 <w:szCs w:val="15"/>
               </w:rPr>
-              <w:t xml:space="preserve">vs Sudocrem (60g): DKX kết hợp kẽm oxyd với thảo dược (rau má, ngải cứu); Sudocrem kết hợp kẽm oxyd với lanolin và lavender.</w:t>
+              <w:t xml:space="preserve">vs Sudocrem (60g): DKX kết hợp kẽm oxyd với thảo dược (rau má, ngải cứu).</w:t>
             </w:r>
           </w:p>
         </w:tc>
@@ -8546,7 +8546,7 @@
                 <w:sz w:val="15"/>
                 <w:szCs w:val="15"/>
               </w:rPr>
-              <w:t xml:space="preserve">vs Dr.Papie (230ml): Dr.Papie theo chuẩn dược liệu Âu, không xà phòng.</w:t>
+              <w:t xml:space="preserve">vs Dr.Papie (230ml): DKX có thêm dịch chiết chanh và tinh dầu mùi.</w:t>
             </w:r>
           </w:p>
           <w:p>
@@ -8558,7 +8558,7 @@
                 <w:sz w:val="15"/>
                 <w:szCs w:val="15"/>
               </w:rPr>
-              <w:t xml:space="preserve">vs Kutieskin (200ml): Kutieskin có thêm Nano Curcumin (hãng công bố kháng viêm mạnh hơn nghệ thường); công bố thêm hăm da, viêm da, lông măng — DKX không công bố các công dụng này.</w:t>
+              <w:t xml:space="preserve">vs Kutieskin (200ml): DKX có thêm dịch chiết chanh và tinh dầu mùi.</w:t>
             </w:r>
           </w:p>
         </w:tc>
@@ -8890,7 +8890,7 @@
                 <w:sz w:val="15"/>
                 <w:szCs w:val="15"/>
               </w:rPr>
-              <w:t xml:space="preserve">vs Bepanthen Balm (30g): Bepanthen dùng Dexpanthenol chuyên biệt tái tạo da, còn dùng được cho nứt đầu ti mẹ; DKX dùng kẽm oxyd nano kết hợp rau má + ngải cứu.</w:t>
+              <w:t xml:space="preserve">vs Bepanthen Balm (30g): DKX dùng kẽm oxyd nano kết hợp rau má + ngải cứu.</w:t>
             </w:r>
           </w:p>
           <w:p>
@@ -8902,7 +8902,7 @@
                 <w:sz w:val="15"/>
                 <w:szCs w:val="15"/>
               </w:rPr>
-              <w:t xml:space="preserve">vs Sudocrem (60g): DKX kết hợp kẽm oxyd với thảo dược (rau má, ngải cứu); Sudocrem kết hợp kẽm oxyd với lanolin và lavender.</w:t>
+              <w:t xml:space="preserve">vs Sudocrem (60g): DKX kết hợp kẽm oxyd với thảo dược (rau má, ngải cứu).</w:t>
             </w:r>
           </w:p>
         </w:tc>
@@ -9345,7 +9345,7 @@
                 <w:sz w:val="15"/>
                 <w:szCs w:val="15"/>
               </w:rPr>
-              <w:t xml:space="preserve">vs Bepanthen Balm (30g): Bepanthen dùng Dexpanthenol chuyên biệt tái tạo da, còn dùng được cho nứt đầu ti mẹ; DKX dùng kẽm oxyd nano kết hợp rau má + ngải cứu.</w:t>
+              <w:t xml:space="preserve">vs Bepanthen Balm (30g): DKX dùng kẽm oxyd nano kết hợp rau má + ngải cứu.</w:t>
             </w:r>
           </w:p>
           <w:p>
@@ -9357,7 +9357,7 @@
                 <w:sz w:val="15"/>
                 <w:szCs w:val="15"/>
               </w:rPr>
-              <w:t xml:space="preserve">vs Sudocrem (60g): DKX kết hợp kẽm oxyd với thảo dược (rau má, ngải cứu); Sudocrem kết hợp kẽm oxyd với lanolin và lavender.</w:t>
+              <w:t xml:space="preserve">vs Sudocrem (60g): DKX kết hợp kẽm oxyd với thảo dược (rau má, ngải cứu).</w:t>
             </w:r>
           </w:p>
         </w:tc>
@@ -9552,7 +9552,7 @@
                 <w:sz w:val="15"/>
                 <w:szCs w:val="15"/>
               </w:rPr>
-              <w:t xml:space="preserve">vs Johnson's Baby Oil: Johnson's khoá ẩm cao (hãng công bố gấp 10 lần kem dưỡng thường, nhờ dầu khoáng); DKX dùng 3 loại dầu thực vật (cám gạo + hạnh nhân + hạt nho).</w:t>
+              <w:t xml:space="preserve">vs Johnson's Baby Oil: DKX dùng 3 loại dầu thực vật kết hợp (cám gạo + hạnh nhân + hạt nho).</w:t>
             </w:r>
           </w:p>
           <w:p>
@@ -9564,7 +9564,7 @@
                 <w:sz w:val="15"/>
                 <w:szCs w:val="15"/>
               </w:rPr>
-              <w:t xml:space="preserve">vs Chicco (cám gạo): Chicco cam kết không cồn, màu, hương liệu, paraben, petroleum, BHT, EDTA — còn DKX có BHT.</w:t>
+              <w:t xml:space="preserve">vs Chicco (cám gạo): DKX dùng 3 loại dầu thực vật kết hợp (cám gạo + hạnh nhân + hạt nho), không chỉ cám gạo đơn lẻ.</w:t>
             </w:r>
           </w:p>
         </w:tc>
@@ -10322,7 +10322,7 @@
                 <w:sz w:val="15"/>
                 <w:szCs w:val="15"/>
               </w:rPr>
-              <w:t xml:space="preserve">vs Dr.Papie (230ml): Dr.Papie theo chuẩn dược liệu Âu, không xà phòng.</w:t>
+              <w:t xml:space="preserve">vs Dr.Papie (230ml): DKX có thêm dịch chiết chanh và tinh dầu mùi.</w:t>
             </w:r>
           </w:p>
           <w:p>
@@ -10334,7 +10334,7 @@
                 <w:sz w:val="15"/>
                 <w:szCs w:val="15"/>
               </w:rPr>
-              <w:t xml:space="preserve">vs Kutieskin (200ml): Kutieskin có thêm Nano Curcumin (hãng công bố kháng viêm mạnh hơn nghệ thường); công bố thêm hăm da, viêm da, lông măng — DKX không công bố các công dụng này.</w:t>
+              <w:t xml:space="preserve">vs Kutieskin (200ml): DKX có thêm dịch chiết chanh và tinh dầu mùi.</w:t>
             </w:r>
           </w:p>
         </w:tc>
@@ -10553,7 +10553,7 @@
                 <w:sz w:val="15"/>
                 <w:szCs w:val="15"/>
               </w:rPr>
-              <w:t xml:space="preserve">vs Bepanthen Balm (30g): Bepanthen dùng Dexpanthenol chuyên biệt tái tạo da, còn dùng được cho nứt đầu ti mẹ; DKX dùng kẽm oxyd nano kết hợp rau má + ngải cứu.</w:t>
+              <w:t xml:space="preserve">vs Bepanthen Balm (30g): DKX dùng kẽm oxyd nano kết hợp rau má + ngải cứu.</w:t>
             </w:r>
           </w:p>
           <w:p>
@@ -10565,7 +10565,7 @@
                 <w:sz w:val="15"/>
                 <w:szCs w:val="15"/>
               </w:rPr>
-              <w:t xml:space="preserve">vs Sudocrem (60g): DKX kết hợp kẽm oxyd với thảo dược (rau má, ngải cứu); Sudocrem kết hợp kẽm oxyd với lanolin và lavender.</w:t>
+              <w:t xml:space="preserve">vs Sudocrem (60g): DKX kết hợp kẽm oxyd với thảo dược (rau má, ngải cứu).</w:t>
             </w:r>
           </w:p>
         </w:tc>
@@ -11010,7 +11010,7 @@
                 <w:sz w:val="15"/>
                 <w:szCs w:val="15"/>
               </w:rPr>
-              <w:t xml:space="preserve">vs Johnson's Baby Oil: Johnson's khoá ẩm cao (hãng công bố gấp 10 lần kem dưỡng thường, nhờ dầu khoáng); DKX dùng 3 loại dầu thực vật (cám gạo + hạnh nhân + hạt nho).</w:t>
+              <w:t xml:space="preserve">vs Johnson's Baby Oil: DKX dùng 3 loại dầu thực vật kết hợp (cám gạo + hạnh nhân + hạt nho).</w:t>
             </w:r>
           </w:p>
           <w:p>
@@ -11022,7 +11022,7 @@
                 <w:sz w:val="15"/>
                 <w:szCs w:val="15"/>
               </w:rPr>
-              <w:t xml:space="preserve">vs Chicco (cám gạo): Chicco cam kết không cồn, màu, hương liệu, paraben, petroleum, BHT, EDTA — còn DKX có BHT.</w:t>
+              <w:t xml:space="preserve">vs Chicco (cám gạo): DKX dùng 3 loại dầu thực vật kết hợp (cám gạo + hạnh nhân + hạt nho), không chỉ cám gạo đơn lẻ.</w:t>
             </w:r>
           </w:p>
         </w:tc>
@@ -11330,7 +11330,7 @@
                 <w:sz w:val="15"/>
                 <w:szCs w:val="15"/>
               </w:rPr>
-              <w:t xml:space="preserve">vs Bepanthen Balm (30g): Bepanthen dùng Dexpanthenol chuyên biệt tái tạo da, còn dùng được cho nứt đầu ti mẹ; DKX dùng kẽm oxyd nano kết hợp rau má + ngải cứu.</w:t>
+              <w:t xml:space="preserve">vs Bepanthen Balm (30g): DKX dùng kẽm oxyd nano kết hợp rau má + ngải cứu.</w:t>
             </w:r>
           </w:p>
           <w:p>
@@ -11342,7 +11342,7 @@
                 <w:sz w:val="15"/>
                 <w:szCs w:val="15"/>
               </w:rPr>
-              <w:t xml:space="preserve">vs Sudocrem (60g): DKX kết hợp kẽm oxyd với thảo dược (rau má, ngải cứu); Sudocrem kết hợp kẽm oxyd với lanolin và lavender.</w:t>
+              <w:t xml:space="preserve">vs Sudocrem (60g): DKX kết hợp kẽm oxyd với thảo dược (rau má, ngải cứu).</w:t>
             </w:r>
           </w:p>
         </w:tc>
@@ -12215,7 +12215,7 @@
                 <w:sz w:val="15"/>
                 <w:szCs w:val="15"/>
               </w:rPr>
-              <w:t xml:space="preserve">vs Remos Baby Spray (Rohto): Remos công bố hiệu quả 6 giờ, an toàn từ 6 tháng, dùng được cho mẹ bầu/cho con bú.</w:t>
+              <w:t xml:space="preserve">vs Remos Baby Spray (Rohto): DKX 100% tinh dầu tự nhiên, không hoạt chất hoá học (Picaridin/DEET).</w:t>
             </w:r>
           </w:p>
           <w:p>
@@ -12227,7 +12227,7 @@
                 <w:sz w:val="15"/>
                 <w:szCs w:val="15"/>
               </w:rPr>
-              <w:t xml:space="preserve">vs Soffell: Soffell công bố hiệu quả 8 giờ nhưng không dùng cho trẻ dưới 4 tuổi; DKX 100% tinh dầu, không hoạt chất hoá học.</w:t>
+              <w:t xml:space="preserve">vs Soffell: DKX 100% tinh dầu tự nhiên, không hoạt chất hoá học (Picaridin/DEET).</w:t>
             </w:r>
           </w:p>
         </w:tc>
@@ -12557,7 +12557,7 @@
                 <w:sz w:val="15"/>
                 <w:szCs w:val="15"/>
               </w:rPr>
-              <w:t xml:space="preserve">vs Remos Baby Spray (Rohto): Remos công bố hiệu quả 6 giờ, an toàn từ 6 tháng, dùng được cho mẹ bầu/cho con bú.</w:t>
+              <w:t xml:space="preserve">vs Remos Baby Spray (Rohto): DKX 100% tinh dầu tự nhiên, không hoạt chất hoá học (Picaridin/DEET).</w:t>
             </w:r>
           </w:p>
           <w:p>
@@ -12569,7 +12569,7 @@
                 <w:sz w:val="15"/>
                 <w:szCs w:val="15"/>
               </w:rPr>
-              <w:t xml:space="preserve">vs Soffell: Soffell công bố hiệu quả 8 giờ nhưng không dùng cho trẻ dưới 4 tuổi; DKX 100% tinh dầu, không hoạt chất hoá học.</w:t>
+              <w:t xml:space="preserve">vs Soffell: DKX 100% tinh dầu tự nhiên, không hoạt chất hoá học (Picaridin/DEET).</w:t>
             </w:r>
           </w:p>
         </w:tc>
@@ -12766,7 +12766,7 @@
                 <w:sz w:val="15"/>
                 <w:szCs w:val="15"/>
               </w:rPr>
-              <w:t xml:space="preserve">vs Bepanthen Balm (30g): Bepanthen dùng Dexpanthenol chuyên biệt tái tạo da, còn dùng được cho nứt đầu ti mẹ; DKX dùng kẽm oxyd nano kết hợp rau má + ngải cứu.</w:t>
+              <w:t xml:space="preserve">vs Bepanthen Balm (30g): DKX dùng kẽm oxyd nano kết hợp rau má + ngải cứu.</w:t>
             </w:r>
           </w:p>
           <w:p>
@@ -12778,7 +12778,7 @@
                 <w:sz w:val="15"/>
                 <w:szCs w:val="15"/>
               </w:rPr>
-              <w:t xml:space="preserve">vs Sudocrem (60g): DKX kết hợp kẽm oxyd với thảo dược (rau má, ngải cứu); Sudocrem kết hợp kẽm oxyd với lanolin và lavender.</w:t>
+              <w:t xml:space="preserve">vs Sudocrem (60g): DKX kết hợp kẽm oxyd với thảo dược (rau má, ngải cứu).</w:t>
             </w:r>
           </w:p>
         </w:tc>
@@ -13108,7 +13108,7 @@
                 <w:sz w:val="15"/>
                 <w:szCs w:val="15"/>
               </w:rPr>
-              <w:t xml:space="preserve">vs Bepanthen Balm (30g): Bepanthen dùng Dexpanthenol chuyên biệt tái tạo da, còn dùng được cho nứt đầu ti mẹ; DKX dùng kẽm oxyd nano kết hợp rau má + ngải cứu.</w:t>
+              <w:t xml:space="preserve">vs Bepanthen Balm (30g): DKX dùng kẽm oxyd nano kết hợp rau má + ngải cứu.</w:t>
             </w:r>
           </w:p>
           <w:p>
@@ -13120,7 +13120,7 @@
                 <w:sz w:val="15"/>
                 <w:szCs w:val="15"/>
               </w:rPr>
-              <w:t xml:space="preserve">vs Sudocrem (60g): DKX kết hợp kẽm oxyd với thảo dược (rau má, ngải cứu); Sudocrem kết hợp kẽm oxyd với lanolin và lavender.</w:t>
+              <w:t xml:space="preserve">vs Sudocrem (60g): DKX kết hợp kẽm oxyd với thảo dược (rau má, ngải cứu).</w:t>
             </w:r>
           </w:p>
         </w:tc>
@@ -13315,7 +13315,7 @@
                 <w:sz w:val="15"/>
                 <w:szCs w:val="15"/>
               </w:rPr>
-              <w:t xml:space="preserve">vs Dr.Papie (230ml): Dr.Papie theo chuẩn dược liệu Âu, không xà phòng.</w:t>
+              <w:t xml:space="preserve">vs Dr.Papie (230ml): DKX có thêm dịch chiết chanh và tinh dầu mùi.</w:t>
             </w:r>
           </w:p>
           <w:p>
@@ -13327,7 +13327,7 @@
                 <w:sz w:val="15"/>
                 <w:szCs w:val="15"/>
               </w:rPr>
-              <w:t xml:space="preserve">vs Kutieskin (200ml): Kutieskin có thêm Nano Curcumin (hãng công bố kháng viêm mạnh hơn nghệ thường); công bố thêm hăm da, viêm da, lông măng — DKX không công bố các công dụng này.</w:t>
+              <w:t xml:space="preserve">vs Kutieskin (200ml): DKX có thêm dịch chiết chanh và tinh dầu mùi.</w:t>
             </w:r>
           </w:p>
         </w:tc>
@@ -14197,7 +14197,7 @@
                 <w:sz w:val="15"/>
                 <w:szCs w:val="15"/>
               </w:rPr>
-              <w:t xml:space="preserve">vs Johnson's Baby Oil: Johnson's khoá ẩm cao (hãng công bố gấp 10 lần kem dưỡng thường, nhờ dầu khoáng); DKX dùng 3 loại dầu thực vật (cám gạo + hạnh nhân + hạt nho).</w:t>
+              <w:t xml:space="preserve">vs Johnson's Baby Oil: DKX dùng 3 loại dầu thực vật kết hợp (cám gạo + hạnh nhân + hạt nho).</w:t>
             </w:r>
           </w:p>
           <w:p>
@@ -14209,7 +14209,7 @@
                 <w:sz w:val="15"/>
                 <w:szCs w:val="15"/>
               </w:rPr>
-              <w:t xml:space="preserve">vs Chicco (cám gạo): Chicco cam kết không cồn, màu, hương liệu, paraben, petroleum, BHT, EDTA — còn DKX có BHT.</w:t>
+              <w:t xml:space="preserve">vs Chicco (cám gạo): DKX dùng 3 loại dầu thực vật kết hợp (cám gạo + hạnh nhân + hạt nho), không chỉ cám gạo đơn lẻ.</w:t>
             </w:r>
           </w:p>
         </w:tc>
@@ -14428,7 +14428,7 @@
                 <w:sz w:val="15"/>
                 <w:szCs w:val="15"/>
               </w:rPr>
-              <w:t xml:space="preserve">vs Dr.Papie (230ml): Dr.Papie theo chuẩn dược liệu Âu, không xà phòng.</w:t>
+              <w:t xml:space="preserve">vs Dr.Papie (230ml): DKX có thêm dịch chiết chanh và tinh dầu mùi.</w:t>
             </w:r>
           </w:p>
           <w:p>
@@ -14440,7 +14440,7 @@
                 <w:sz w:val="15"/>
                 <w:szCs w:val="15"/>
               </w:rPr>
-              <w:t xml:space="preserve">vs Kutieskin (200ml): Kutieskin có thêm Nano Curcumin (hãng công bố kháng viêm mạnh hơn nghệ thường); công bố thêm hăm da, viêm da, lông măng — DKX không công bố các công dụng này.</w:t>
+              <w:t xml:space="preserve">vs Kutieskin (200ml): DKX có thêm dịch chiết chanh và tinh dầu mùi.</w:t>
             </w:r>
           </w:p>
         </w:tc>
@@ -14770,7 +14770,7 @@
                 <w:sz w:val="15"/>
                 <w:szCs w:val="15"/>
               </w:rPr>
-              <w:t xml:space="preserve">vs Johnson's Baby Oil: Johnson's khoá ẩm cao (hãng công bố gấp 10 lần kem dưỡng thường, nhờ dầu khoáng); DKX dùng 3 loại dầu thực vật (cám gạo + hạnh nhân + hạt nho).</w:t>
+              <w:t xml:space="preserve">vs Johnson's Baby Oil: DKX dùng 3 loại dầu thực vật kết hợp (cám gạo + hạnh nhân + hạt nho).</w:t>
             </w:r>
           </w:p>
           <w:p>
@@ -14782,7 +14782,7 @@
                 <w:sz w:val="15"/>
                 <w:szCs w:val="15"/>
               </w:rPr>
-              <w:t xml:space="preserve">vs Chicco (cám gạo): Chicco cam kết không cồn, màu, hương liệu, paraben, petroleum, BHT, EDTA — còn DKX có BHT.</w:t>
+              <w:t xml:space="preserve">vs Chicco (cám gạo): DKX dùng 3 loại dầu thực vật kết hợp (cám gạo + hạnh nhân + hạt nho), không chỉ cám gạo đơn lẻ.</w:t>
             </w:r>
           </w:p>
         </w:tc>
@@ -14977,7 +14977,7 @@
                 <w:sz w:val="15"/>
                 <w:szCs w:val="15"/>
               </w:rPr>
-              <w:t xml:space="preserve">vs Dr.Papie (230ml): Dr.Papie theo chuẩn dược liệu Âu, không xà phòng.</w:t>
+              <w:t xml:space="preserve">vs Dr.Papie (230ml): DKX có thêm dịch chiết chanh và tinh dầu mùi.</w:t>
             </w:r>
           </w:p>
           <w:p>
@@ -14989,7 +14989,7 @@
                 <w:sz w:val="15"/>
                 <w:szCs w:val="15"/>
               </w:rPr>
-              <w:t xml:space="preserve">vs Kutieskin (200ml): Kutieskin có thêm Nano Curcumin (hãng công bố kháng viêm mạnh hơn nghệ thường); công bố thêm hăm da, viêm da, lông măng — DKX không công bố các công dụng này.</w:t>
+              <w:t xml:space="preserve">vs Kutieskin (200ml): DKX có thêm dịch chiết chanh và tinh dầu mùi.</w:t>
             </w:r>
           </w:p>
         </w:tc>
@@ -15747,7 +15747,7 @@
                 <w:sz w:val="15"/>
                 <w:szCs w:val="15"/>
               </w:rPr>
-              <w:t xml:space="preserve">vs Dr.Papie (230ml): Dr.Papie theo chuẩn dược liệu Âu, không xà phòng.</w:t>
+              <w:t xml:space="preserve">vs Dr.Papie (230ml): DKX có thêm dịch chiết chanh và tinh dầu mùi.</w:t>
             </w:r>
           </w:p>
           <w:p>
@@ -15759,7 +15759,7 @@
                 <w:sz w:val="15"/>
                 <w:szCs w:val="15"/>
               </w:rPr>
-              <w:t xml:space="preserve">vs Kutieskin (200ml): Kutieskin có thêm Nano Curcumin (hãng công bố kháng viêm mạnh hơn nghệ thường); công bố thêm hăm da, viêm da, lông măng — DKX không công bố các công dụng này.</w:t>
+              <w:t xml:space="preserve">vs Kutieskin (200ml): DKX có thêm dịch chiết chanh và tinh dầu mùi.</w:t>
             </w:r>
           </w:p>
         </w:tc>
@@ -15991,7 +15991,7 @@
                 <w:sz w:val="15"/>
                 <w:szCs w:val="15"/>
               </w:rPr>
-              <w:t xml:space="preserve">vs Bepanthen Balm (30g): Bepanthen dùng Dexpanthenol chuyên biệt tái tạo da, còn dùng được cho nứt đầu ti mẹ; DKX dùng kẽm oxyd nano kết hợp rau má + ngải cứu.</w:t>
+              <w:t xml:space="preserve">vs Bepanthen Balm (30g): DKX dùng kẽm oxyd nano kết hợp rau má + ngải cứu.</w:t>
             </w:r>
           </w:p>
           <w:p>
@@ -16003,7 +16003,7 @@
                 <w:sz w:val="15"/>
                 <w:szCs w:val="15"/>
               </w:rPr>
-              <w:t xml:space="preserve">vs Sudocrem (60g): DKX kết hợp kẽm oxyd với thảo dược (rau má, ngải cứu); Sudocrem kết hợp kẽm oxyd với lanolin và lavender.</w:t>
+              <w:t xml:space="preserve">vs Sudocrem (60g): DKX kết hợp kẽm oxyd với thảo dược (rau má, ngải cứu).</w:t>
             </w:r>
           </w:p>
         </w:tc>
@@ -16220,7 +16220,7 @@
                 <w:sz w:val="15"/>
                 <w:szCs w:val="15"/>
               </w:rPr>
-              <w:t xml:space="preserve">vs Bepanthen Balm (30g): Bepanthen dùng Dexpanthenol chuyên biệt tái tạo da, còn dùng được cho nứt đầu ti mẹ; DKX dùng kẽm oxyd nano kết hợp rau má + ngải cứu.</w:t>
+              <w:t xml:space="preserve">vs Bepanthen Balm (30g): DKX dùng kẽm oxyd nano kết hợp rau má + ngải cứu.</w:t>
             </w:r>
           </w:p>
           <w:p>
@@ -16232,7 +16232,7 @@
                 <w:sz w:val="15"/>
                 <w:szCs w:val="15"/>
               </w:rPr>
-              <w:t xml:space="preserve">vs Sudocrem (60g): DKX kết hợp kẽm oxyd với thảo dược (rau má, ngải cứu); Sudocrem kết hợp kẽm oxyd với lanolin và lavender.</w:t>
+              <w:t xml:space="preserve">vs Sudocrem (60g): DKX kết hợp kẽm oxyd với thảo dược (rau má, ngải cứu).</w:t>
             </w:r>
           </w:p>
         </w:tc>
@@ -16427,7 +16427,7 @@
                 <w:sz w:val="15"/>
                 <w:szCs w:val="15"/>
               </w:rPr>
-              <w:t xml:space="preserve">vs Johnson's Baby Oil: Johnson's khoá ẩm cao (hãng công bố gấp 10 lần kem dưỡng thường, nhờ dầu khoáng); DKX dùng 3 loại dầu thực vật (cám gạo + hạnh nhân + hạt nho).</w:t>
+              <w:t xml:space="preserve">vs Johnson's Baby Oil: DKX dùng 3 loại dầu thực vật kết hợp (cám gạo + hạnh nhân + hạt nho).</w:t>
             </w:r>
           </w:p>
           <w:p>
@@ -16439,7 +16439,7 @@
                 <w:sz w:val="15"/>
                 <w:szCs w:val="15"/>
               </w:rPr>
-              <w:t xml:space="preserve">vs Chicco (cám gạo): Chicco cam kết không cồn, màu, hương liệu, paraben, petroleum, BHT, EDTA — còn DKX có BHT.</w:t>
+              <w:t xml:space="preserve">vs Chicco (cám gạo): DKX dùng 3 loại dầu thực vật kết hợp (cám gạo + hạnh nhân + hạt nho), không chỉ cám gạo đơn lẻ.</w:t>
             </w:r>
           </w:p>
         </w:tc>
@@ -17328,7 +17328,7 @@
                 <w:sz w:val="15"/>
                 <w:szCs w:val="15"/>
               </w:rPr>
-              <w:t xml:space="preserve">vs Chicco 0M+ — Ý (250ml): Chicco đạt chuẩn EU (EC) 1223/2009, không SLS/SLES/BHT/EDTA; DKX có Aquaxyl (công nghệ dưỡng ẩm sinh học) mà Chicco không có.</w:t>
+              <w:t xml:space="preserve">vs Chicco 0M+ — Ý (250ml): DKX có Aquaxyl (công nghệ dưỡng ẩm sinh học).</w:t>
             </w:r>
           </w:p>
         </w:tc>
@@ -17657,7 +17657,7 @@
                 <w:sz w:val="15"/>
                 <w:szCs w:val="15"/>
               </w:rPr>
-              <w:t xml:space="preserve">vs Chicco 0M+ — Ý (250ml): Chicco đạt chuẩn EU (EC) 1223/2009, không SLS/SLES/BHT/EDTA; DKX có Aquaxyl (công nghệ dưỡng ẩm sinh học) mà Chicco không có.</w:t>
+              <w:t xml:space="preserve">vs Chicco 0M+ — Ý (250ml): DKX có Aquaxyl (công nghệ dưỡng ẩm sinh học).</w:t>
             </w:r>
           </w:p>
         </w:tc>
@@ -17874,7 +17874,7 @@
                 <w:sz w:val="15"/>
                 <w:szCs w:val="15"/>
               </w:rPr>
-              <w:t xml:space="preserve">vs Chicco 0M+ — Ý (250ml): Chicco đạt chuẩn EU (EC) 1223/2009, không SLS/SLES/BHT/EDTA; DKX có Aquaxyl (công nghệ dưỡng ẩm sinh học) mà Chicco không có.</w:t>
+              <w:t xml:space="preserve">vs Chicco 0M+ — Ý (250ml): DKX có Aquaxyl (công nghệ dưỡng ẩm sinh học).</w:t>
             </w:r>
           </w:p>
         </w:tc>
@@ -18069,7 +18069,7 @@
                 <w:sz w:val="15"/>
                 <w:szCs w:val="15"/>
               </w:rPr>
-              <w:t xml:space="preserve">vs Bepanthen Balm (30g): Bepanthen dùng Dexpanthenol chuyên biệt tái tạo da, còn dùng được cho nứt đầu ti mẹ; DKX dùng kẽm oxyd nano kết hợp rau má + ngải cứu.</w:t>
+              <w:t xml:space="preserve">vs Bepanthen Balm (30g): DKX dùng kẽm oxyd nano kết hợp rau má + ngải cứu.</w:t>
             </w:r>
           </w:p>
           <w:p>
@@ -18081,7 +18081,7 @@
                 <w:sz w:val="15"/>
                 <w:szCs w:val="15"/>
               </w:rPr>
-              <w:t xml:space="preserve">vs Sudocrem (60g): DKX kết hợp kẽm oxyd với thảo dược (rau má, ngải cứu); Sudocrem kết hợp kẽm oxyd với lanolin và lavender.</w:t>
+              <w:t xml:space="preserve">vs Sudocrem (60g): DKX kết hợp kẽm oxyd với thảo dược (rau má, ngải cứu).</w:t>
             </w:r>
           </w:p>
         </w:tc>
@@ -18935,7 +18935,7 @@
                 <w:sz w:val="15"/>
                 <w:szCs w:val="15"/>
               </w:rPr>
-              <w:t xml:space="preserve">vs Gạc răng miệng Dr.Papie (30 gói): DKX có thêm rau ngót, chè xanh/cúc la mã và acid boric; Dr.Papie công thức đơn giản hơn, chỉ có hẹ là dược liệu chính.</w:t>
+              <w:t xml:space="preserve">vs Gạc răng miệng Dr.Papie (30 gói): DKX có thêm rau ngót, chè xanh/cúc la mã.</w:t>
             </w:r>
           </w:p>
         </w:tc>
@@ -19154,7 +19154,7 @@
                 <w:sz w:val="15"/>
                 <w:szCs w:val="15"/>
               </w:rPr>
-              <w:t xml:space="preserve">vs Gạc răng miệng Dr.Papie (30 gói): DKX có thêm rau ngót, chè xanh/cúc la mã và acid boric; Dr.Papie công thức đơn giản hơn, chỉ có hẹ là dược liệu chính.</w:t>
+              <w:t xml:space="preserve">vs Gạc răng miệng Dr.Papie (30 gói): DKX có thêm rau ngót, chè xanh/cúc la mã.</w:t>
             </w:r>
           </w:p>
         </w:tc>
@@ -19486,7 +19486,7 @@
                 <w:sz w:val="15"/>
                 <w:szCs w:val="15"/>
               </w:rPr>
-              <w:t xml:space="preserve">vs Gạc răng miệng Dr.Papie (30 gói): DKX có thêm rau ngót, chè xanh/cúc la mã và acid boric; Dr.Papie công thức đơn giản hơn, chỉ có hẹ là dược liệu chính.</w:t>
+              <w:t xml:space="preserve">vs Gạc răng miệng Dr.Papie (30 gói): DKX có thêm rau ngót, chè xanh/cúc la mã.</w:t>
             </w:r>
           </w:p>
         </w:tc>

--- a/7. Hỗ trợ điểm bán/Sellout kit/Theo vấn đề da bé/Sell-out kit theo vấn đề da bé.docx
+++ b/7. Hỗ trợ điểm bán/Sellout kit/Theo vấn đề da bé/Sell-out kit theo vấn đề da bé.docx
@@ -2443,7 +2443,7 @@
                 <w:sz w:val="18"/>
                 <w:szCs w:val="18"/>
               </w:rPr>
-              <w:t xml:space="preserve">Da đã trợt, chảy dịch, có mụn mủ, có mùi hôi rõ hoặc lan rộng nhanh; bé sốt, quấy nhiều; chăm đúng cách vài ngày mà không đỡ; mảng đỏ tươi có chấm đỏ nhỏ rải xung quanh (hay gặp khi nhiễm nấm — kem kẽm không xử lý được nấm) → khuyên mẹ đưa bé đi khám trước, dùng sản phẩm duy trì sau.</w:t>
+              <w:t xml:space="preserve">Da đã trợt, chảy dịch, có mụn mủ, có mùi hôi rõ hoặc lan rộng nhanh; bé sốt, quấy nhiều; mảng đỏ tươi có chấm đỏ nhỏ rải xung quanh (hay gặp khi nhiễm nấm — kem kẽm không xử lý được nấm) → khuyên mẹ đưa bé đi khám trước, dùng sản phẩm duy trì sau.</w:t>
             </w:r>
           </w:p>
         </w:tc>
